--- a/project_requirements.docx
+++ b/project_requirements.docx
@@ -4,6 +4,1050 @@
   <w:body>
     <w:p>
       <w:pPr>
+        <w:pStyle w:val="Heading1"/>
+      </w:pPr>
+      <w:r>
+        <w:rPr>
+          <w:rFonts w:ascii="Segoe UI Emoji" w:hAnsi="Segoe UI Emoji" w:cs="Segoe UI Emoji"/>
+        </w:rPr>
+        <w:t>Nghiên c</w:t>
+      </w:r>
+      <w:r>
+        <w:t>ứu thị trường</w:t>
+      </w:r>
+    </w:p>
+    <w:p>
+      <w:pPr>
+        <w:rPr>
+          <w:b/>
+          <w:bCs/>
+        </w:rPr>
+      </w:pPr>
+      <w:r>
+        <w:rPr>
+          <w:b/>
+          <w:bCs/>
+        </w:rPr>
+        <w:t>1. CodeLearn.io (Của FPT Software) - Đối thủ lớn nhất</w:t>
+      </w:r>
+    </w:p>
+    <w:p>
+      <w:r>
+        <w:t>Đây là nền tảng luyện code game hóa nổi tiếng nhất Việt Nam hiện nay.</w:t>
+      </w:r>
+    </w:p>
+    <w:p>
+      <w:pPr>
+        <w:numPr>
+          <w:ilvl w:val="0"/>
+          <w:numId w:val="27"/>
+        </w:numPr>
+      </w:pPr>
+      <w:r>
+        <w:rPr>
+          <w:b/>
+          <w:bCs/>
+        </w:rPr>
+        <w:t>Mô hình:</w:t>
+      </w:r>
+      <w:r>
+        <w:t xml:space="preserve"> Giải bài tập thuật toán (Algorithm) để leo rank.</w:t>
+      </w:r>
+    </w:p>
+    <w:p>
+      <w:pPr>
+        <w:numPr>
+          <w:ilvl w:val="0"/>
+          <w:numId w:val="27"/>
+        </w:numPr>
+      </w:pPr>
+      <w:r>
+        <w:rPr>
+          <w:b/>
+          <w:bCs/>
+        </w:rPr>
+        <w:t>Yếu tố Gamification:</w:t>
+      </w:r>
+    </w:p>
+    <w:p>
+      <w:pPr>
+        <w:numPr>
+          <w:ilvl w:val="1"/>
+          <w:numId w:val="27"/>
+        </w:numPr>
+      </w:pPr>
+      <w:r>
+        <w:t>Hệ thống Rank quân hàm (Newbie, Solver, Master...).</w:t>
+      </w:r>
+    </w:p>
+    <w:p>
+      <w:pPr>
+        <w:numPr>
+          <w:ilvl w:val="1"/>
+          <w:numId w:val="27"/>
+        </w:numPr>
+      </w:pPr>
+      <w:r>
+        <w:t>Đồng tiền ảo (Coin) để đổi quà thật (áo, balo).</w:t>
+      </w:r>
+    </w:p>
+    <w:p>
+      <w:pPr>
+        <w:numPr>
+          <w:ilvl w:val="1"/>
+          <w:numId w:val="27"/>
+        </w:numPr>
+      </w:pPr>
+      <w:r>
+        <w:t>Tổ chức các cuộc thi (Contest) hàng tuần với bảng xếp hạng thời gian thực.</w:t>
+      </w:r>
+    </w:p>
+    <w:p>
+      <w:pPr>
+        <w:numPr>
+          <w:ilvl w:val="0"/>
+          <w:numId w:val="27"/>
+        </w:numPr>
+      </w:pPr>
+      <w:r>
+        <w:rPr>
+          <w:b/>
+          <w:bCs/>
+        </w:rPr>
+        <w:t>Điểm khác biệt với bạn:</w:t>
+      </w:r>
+      <w:r>
+        <w:t xml:space="preserve"> CodeLearn thiên về </w:t>
+      </w:r>
+      <w:r>
+        <w:rPr>
+          <w:b/>
+          <w:bCs/>
+        </w:rPr>
+        <w:t>thể thao điện tử (Competitive Programming)</w:t>
+      </w:r>
+      <w:r>
+        <w:t xml:space="preserve"> khô khan hơn là nhập vai cốt truyện (RPG). Giao diện của họ mang tính chất "công nghiệp", hiện đại chứ không mang màu sắc văn hóa.</w:t>
+      </w:r>
+    </w:p>
+    <w:p>
+      <w:pPr>
+        <w:rPr>
+          <w:b/>
+          <w:bCs/>
+        </w:rPr>
+      </w:pPr>
+      <w:r>
+        <w:rPr>
+          <w:b/>
+          <w:bCs/>
+        </w:rPr>
+        <w:t>2. Fullstack.edu.vn (F8) - Cộng đồng lớn nhất</w:t>
+      </w:r>
+    </w:p>
+    <w:p>
+      <w:r>
+        <w:t>F8 không phải là một game nhập vai, nhưng họ áp dụng Gamification "nhẹ" (Light Gamification) cực kỳ thành công.</w:t>
+      </w:r>
+    </w:p>
+    <w:p>
+      <w:pPr>
+        <w:numPr>
+          <w:ilvl w:val="0"/>
+          <w:numId w:val="28"/>
+        </w:numPr>
+      </w:pPr>
+      <w:r>
+        <w:rPr>
+          <w:b/>
+          <w:bCs/>
+        </w:rPr>
+        <w:t>Yếu tố Gamification:</w:t>
+      </w:r>
+    </w:p>
+    <w:p>
+      <w:pPr>
+        <w:numPr>
+          <w:ilvl w:val="1"/>
+          <w:numId w:val="28"/>
+        </w:numPr>
+      </w:pPr>
+      <w:r>
+        <w:t xml:space="preserve">Hệ thống </w:t>
+      </w:r>
+      <w:r>
+        <w:rPr>
+          <w:b/>
+          <w:bCs/>
+        </w:rPr>
+        <w:t>Drops</w:t>
+      </w:r>
+      <w:r>
+        <w:t xml:space="preserve"> (vật phẩm rơi ngẫu nhiên khi học) để đổi quà.</w:t>
+      </w:r>
+    </w:p>
+    <w:p>
+      <w:pPr>
+        <w:numPr>
+          <w:ilvl w:val="1"/>
+          <w:numId w:val="28"/>
+        </w:numPr>
+      </w:pPr>
+      <w:r>
+        <w:t xml:space="preserve">Ghi nhận </w:t>
+      </w:r>
+      <w:r>
+        <w:rPr>
+          <w:b/>
+          <w:bCs/>
+        </w:rPr>
+        <w:t>Streak</w:t>
+      </w:r>
+      <w:r>
+        <w:t xml:space="preserve"> (chuỗi ngày học liên tục) rất gắt gao.</w:t>
+      </w:r>
+    </w:p>
+    <w:p>
+      <w:pPr>
+        <w:numPr>
+          <w:ilvl w:val="1"/>
+          <w:numId w:val="28"/>
+        </w:numPr>
+      </w:pPr>
+      <w:r>
+        <w:t>Huy hiệu (Badge) khi hoàn thành khóa học.</w:t>
+      </w:r>
+    </w:p>
+    <w:p>
+      <w:pPr>
+        <w:numPr>
+          <w:ilvl w:val="0"/>
+          <w:numId w:val="28"/>
+        </w:numPr>
+      </w:pPr>
+      <w:r>
+        <w:rPr>
+          <w:b/>
+          <w:bCs/>
+        </w:rPr>
+        <w:t>Bài học cho bạn:</w:t>
+      </w:r>
+      <w:r>
+        <w:t xml:space="preserve"> F8 thành công nhờ tạo ra cảm giác "nghiện" nhẹ nhàng và cộng đồng tương tác cực mạnh (tính năng comment/hỏi đáp).</w:t>
+      </w:r>
+    </w:p>
+    <w:p>
+      <w:pPr>
+        <w:rPr>
+          <w:b/>
+          <w:bCs/>
+        </w:rPr>
+      </w:pPr>
+      <w:r>
+        <w:rPr>
+          <w:b/>
+          <w:bCs/>
+        </w:rPr>
+        <w:t>3. CodeKitten.vn (Của Teky) - Nguồn cảm hứng về Theme Việt Nam</w:t>
+      </w:r>
+    </w:p>
+    <w:p>
+      <w:r>
+        <w:t xml:space="preserve">Đây là nền tảng hiếm hoi sử dụng chất liệu </w:t>
+      </w:r>
+      <w:r>
+        <w:rPr>
+          <w:b/>
+          <w:bCs/>
+        </w:rPr>
+        <w:t>văn hóa/lịch sử Việt Nam</w:t>
+      </w:r>
+      <w:r>
+        <w:t xml:space="preserve"> (tương tự ý tưởng Khoa Cử của bạn), nhưng dành cho </w:t>
+      </w:r>
+      <w:r>
+        <w:rPr>
+          <w:b/>
+          <w:bCs/>
+        </w:rPr>
+        <w:t>trẻ em</w:t>
+      </w:r>
+      <w:r>
+        <w:t xml:space="preserve"> (Kéo thả block giống Scratch).</w:t>
+      </w:r>
+    </w:p>
+    <w:p>
+      <w:pPr>
+        <w:numPr>
+          <w:ilvl w:val="0"/>
+          <w:numId w:val="29"/>
+        </w:numPr>
+      </w:pPr>
+      <w:r>
+        <w:rPr>
+          <w:b/>
+          <w:bCs/>
+        </w:rPr>
+        <w:t>Điểm tương đồng:</w:t>
+      </w:r>
+      <w:r>
+        <w:t xml:space="preserve"> Sử dụng hình ảnh nhân vật lịch sử, bản đồ Việt Nam, danh lam thắng cảnh.</w:t>
+      </w:r>
+    </w:p>
+    <w:p>
+      <w:pPr>
+        <w:numPr>
+          <w:ilvl w:val="0"/>
+          <w:numId w:val="29"/>
+        </w:numPr>
+      </w:pPr>
+      <w:r>
+        <w:rPr>
+          <w:b/>
+          <w:bCs/>
+        </w:rPr>
+        <w:lastRenderedPageBreak/>
+        <w:t>Cơ hội cho bạn:</w:t>
+      </w:r>
+      <w:r>
+        <w:t xml:space="preserve"> CodeKitten dành cho trẻ con (Kid). Thị trường dành cho </w:t>
+      </w:r>
+      <w:r>
+        <w:rPr>
+          <w:b/>
+          <w:bCs/>
+        </w:rPr>
+        <w:t>sinh viên/người lớn</w:t>
+      </w:r>
+      <w:r>
+        <w:t xml:space="preserve"> muốn học Python/JS qua cốt truyện văn hóa Việt Nam hiện tại </w:t>
+      </w:r>
+      <w:r>
+        <w:rPr>
+          <w:b/>
+          <w:bCs/>
+        </w:rPr>
+        <w:t>gần như bỏ ngỏ</w:t>
+      </w:r>
+      <w:r>
+        <w:t>.</w:t>
+      </w:r>
+    </w:p>
+    <w:p>
+      <w:pPr>
+        <w:rPr>
+          <w:b/>
+          <w:bCs/>
+        </w:rPr>
+      </w:pPr>
+      <w:r>
+        <w:rPr>
+          <w:b/>
+          <w:bCs/>
+        </w:rPr>
+        <w:t>4. CodeCombat / CodeMonkey (Quốc tế) - Chuẩn mực về Gameplay</w:t>
+      </w:r>
+    </w:p>
+    <w:p>
+      <w:r>
+        <w:t xml:space="preserve">Dù không phải của Việt Nam, nhưng đây là mô hình </w:t>
+      </w:r>
+      <w:r>
+        <w:rPr>
+          <w:b/>
+          <w:bCs/>
+        </w:rPr>
+        <w:t>giống hệt</w:t>
+      </w:r>
+      <w:r>
+        <w:t xml:space="preserve"> về mặt kỹ thuật với những gì bạn đang xây dựng (Code Sandbox).</w:t>
+      </w:r>
+    </w:p>
+    <w:p>
+      <w:pPr>
+        <w:numPr>
+          <w:ilvl w:val="0"/>
+          <w:numId w:val="30"/>
+        </w:numPr>
+      </w:pPr>
+      <w:r>
+        <w:rPr>
+          <w:b/>
+          <w:bCs/>
+        </w:rPr>
+        <w:t>Cách chơi:</w:t>
+      </w:r>
+      <w:r>
+        <w:t xml:space="preserve"> Màn hình chia đôi. Bên trái viết code (Python/JS), bên phải nhân vật di chuyển, đánh quái theo code.</w:t>
+      </w:r>
+    </w:p>
+    <w:p>
+      <w:pPr>
+        <w:numPr>
+          <w:ilvl w:val="0"/>
+          <w:numId w:val="30"/>
+        </w:numPr>
+      </w:pPr>
+      <w:r>
+        <w:rPr>
+          <w:b/>
+          <w:bCs/>
+        </w:rPr>
+        <w:t>Điểm yếu tại VN:</w:t>
+      </w:r>
+      <w:r>
+        <w:t xml:space="preserve"> Cốt truyện phương Tây (Hiệp sĩ, Rồng, Phù thủy) đã quá quen thuộc và đôi khi nhàm chán. Rào cản ngôn ngữ và giá thành cao.</w:t>
+      </w:r>
+    </w:p>
+    <w:p>
+      <w:r>
+        <w:pict w14:anchorId="45D27A5C">
+          <v:rect id="_x0000_i1034" style="width:0;height:1.5pt" o:hralign="center" o:hrstd="t" o:hr="t" fillcolor="#a0a0a0" stroked="f"/>
+        </w:pict>
+      </w:r>
+    </w:p>
+    <w:p>
+      <w:pPr>
+        <w:rPr>
+          <w:b/>
+          <w:bCs/>
+        </w:rPr>
+      </w:pPr>
+      <w:r>
+        <w:rPr>
+          <w:rFonts w:ascii="Segoe UI Emoji" w:hAnsi="Segoe UI Emoji" w:cs="Segoe UI Emoji"/>
+          <w:b/>
+          <w:bCs/>
+        </w:rPr>
+        <w:t>📊</w:t>
+      </w:r>
+      <w:r>
+        <w:rPr>
+          <w:b/>
+          <w:bCs/>
+        </w:rPr>
+        <w:t xml:space="preserve"> Phân tích Cơ hội cho Dự án "Khoa Cử" </w:t>
+      </w:r>
+    </w:p>
+    <w:p>
+      <w:r>
+        <w:t xml:space="preserve">Dựa trên các nền tảng trên, dự án của bạn đang đứng trước một </w:t>
+      </w:r>
+      <w:r>
+        <w:rPr>
+          <w:b/>
+          <w:bCs/>
+        </w:rPr>
+        <w:t>cơ hội thị trường ngách (Niche Market)</w:t>
+      </w:r>
+      <w:r>
+        <w:t xml:space="preserve"> rất tiềm năng:</w:t>
+      </w:r>
+    </w:p>
+    <w:tbl>
+      <w:tblPr>
+        <w:tblW w:w="0" w:type="auto"/>
+        <w:tblCellSpacing w:w="15" w:type="dxa"/>
+        <w:tblCellMar>
+          <w:top w:w="15" w:type="dxa"/>
+          <w:left w:w="15" w:type="dxa"/>
+          <w:bottom w:w="15" w:type="dxa"/>
+          <w:right w:w="15" w:type="dxa"/>
+        </w:tblCellMar>
+        <w:tblLook w:val="04A0" w:firstRow="1" w:lastRow="0" w:firstColumn="1" w:lastColumn="0" w:noHBand="0" w:noVBand="1"/>
+      </w:tblPr>
+      <w:tblGrid>
+        <w:gridCol w:w="1157"/>
+        <w:gridCol w:w="2123"/>
+        <w:gridCol w:w="1632"/>
+        <w:gridCol w:w="2293"/>
+        <w:gridCol w:w="2275"/>
+      </w:tblGrid>
+      <w:tr>
+        <w:trPr>
+          <w:tblHeader/>
+          <w:tblCellSpacing w:w="15" w:type="dxa"/>
+        </w:trPr>
+        <w:tc>
+          <w:tcPr>
+            <w:tcW w:w="0" w:type="auto"/>
+            <w:tcBorders>
+              <w:top w:val="single" w:sz="6" w:space="0" w:color="auto"/>
+              <w:left w:val="single" w:sz="6" w:space="0" w:color="auto"/>
+              <w:bottom w:val="single" w:sz="6" w:space="0" w:color="auto"/>
+              <w:right w:val="single" w:sz="6" w:space="0" w:color="auto"/>
+            </w:tcBorders>
+            <w:vAlign w:val="center"/>
+            <w:hideMark/>
+          </w:tcPr>
+          <w:p>
+            <w:r>
+              <w:rPr>
+                <w:b/>
+                <w:bCs/>
+              </w:rPr>
+              <w:t>Tiêu chí</w:t>
+            </w:r>
+          </w:p>
+        </w:tc>
+        <w:tc>
+          <w:tcPr>
+            <w:tcW w:w="0" w:type="auto"/>
+            <w:tcBorders>
+              <w:top w:val="single" w:sz="6" w:space="0" w:color="auto"/>
+              <w:left w:val="single" w:sz="6" w:space="0" w:color="auto"/>
+              <w:bottom w:val="single" w:sz="6" w:space="0" w:color="auto"/>
+              <w:right w:val="single" w:sz="6" w:space="0" w:color="auto"/>
+            </w:tcBorders>
+            <w:vAlign w:val="center"/>
+            <w:hideMark/>
+          </w:tcPr>
+          <w:p>
+            <w:r>
+              <w:rPr>
+                <w:b/>
+                <w:bCs/>
+              </w:rPr>
+              <w:t>CodeLearn / LeetCode</w:t>
+            </w:r>
+          </w:p>
+        </w:tc>
+        <w:tc>
+          <w:tcPr>
+            <w:tcW w:w="0" w:type="auto"/>
+            <w:tcBorders>
+              <w:top w:val="single" w:sz="6" w:space="0" w:color="auto"/>
+              <w:left w:val="single" w:sz="6" w:space="0" w:color="auto"/>
+              <w:bottom w:val="single" w:sz="6" w:space="0" w:color="auto"/>
+              <w:right w:val="single" w:sz="6" w:space="0" w:color="auto"/>
+            </w:tcBorders>
+            <w:vAlign w:val="center"/>
+            <w:hideMark/>
+          </w:tcPr>
+          <w:p>
+            <w:r>
+              <w:rPr>
+                <w:b/>
+                <w:bCs/>
+              </w:rPr>
+              <w:t>F8 (Fullstack)</w:t>
+            </w:r>
+          </w:p>
+        </w:tc>
+        <w:tc>
+          <w:tcPr>
+            <w:tcW w:w="0" w:type="auto"/>
+            <w:tcBorders>
+              <w:top w:val="single" w:sz="6" w:space="0" w:color="auto"/>
+              <w:left w:val="single" w:sz="6" w:space="0" w:color="auto"/>
+              <w:bottom w:val="single" w:sz="6" w:space="0" w:color="auto"/>
+              <w:right w:val="single" w:sz="6" w:space="0" w:color="auto"/>
+            </w:tcBorders>
+            <w:vAlign w:val="center"/>
+            <w:hideMark/>
+          </w:tcPr>
+          <w:p>
+            <w:r>
+              <w:rPr>
+                <w:b/>
+                <w:bCs/>
+              </w:rPr>
+              <w:t>CodeCombat</w:t>
+            </w:r>
+          </w:p>
+        </w:tc>
+        <w:tc>
+          <w:tcPr>
+            <w:tcW w:w="0" w:type="auto"/>
+            <w:tcBorders>
+              <w:top w:val="single" w:sz="6" w:space="0" w:color="auto"/>
+              <w:left w:val="single" w:sz="6" w:space="0" w:color="auto"/>
+              <w:bottom w:val="single" w:sz="6" w:space="0" w:color="auto"/>
+              <w:right w:val="single" w:sz="6" w:space="0" w:color="auto"/>
+            </w:tcBorders>
+            <w:vAlign w:val="center"/>
+            <w:hideMark/>
+          </w:tcPr>
+          <w:p>
+            <w:r>
+              <w:rPr>
+                <w:b/>
+                <w:bCs/>
+              </w:rPr>
+              <w:t>Dự án của bạn</w:t>
+            </w:r>
+          </w:p>
+        </w:tc>
+      </w:tr>
+      <w:tr>
+        <w:trPr>
+          <w:tblCellSpacing w:w="15" w:type="dxa"/>
+        </w:trPr>
+        <w:tc>
+          <w:tcPr>
+            <w:tcW w:w="0" w:type="auto"/>
+            <w:tcBorders>
+              <w:top w:val="single" w:sz="6" w:space="0" w:color="auto"/>
+              <w:left w:val="single" w:sz="6" w:space="0" w:color="auto"/>
+              <w:bottom w:val="single" w:sz="6" w:space="0" w:color="auto"/>
+              <w:right w:val="single" w:sz="6" w:space="0" w:color="auto"/>
+            </w:tcBorders>
+            <w:vAlign w:val="center"/>
+            <w:hideMark/>
+          </w:tcPr>
+          <w:p>
+            <w:r>
+              <w:rPr>
+                <w:b/>
+                <w:bCs/>
+              </w:rPr>
+              <w:t>Đối tượng</w:t>
+            </w:r>
+          </w:p>
+        </w:tc>
+        <w:tc>
+          <w:tcPr>
+            <w:tcW w:w="0" w:type="auto"/>
+            <w:tcBorders>
+              <w:top w:val="single" w:sz="6" w:space="0" w:color="auto"/>
+              <w:left w:val="single" w:sz="6" w:space="0" w:color="auto"/>
+              <w:bottom w:val="single" w:sz="6" w:space="0" w:color="auto"/>
+              <w:right w:val="single" w:sz="6" w:space="0" w:color="auto"/>
+            </w:tcBorders>
+            <w:vAlign w:val="center"/>
+            <w:hideMark/>
+          </w:tcPr>
+          <w:p>
+            <w:r>
+              <w:t>Dân chuyên thuật toán</w:t>
+            </w:r>
+          </w:p>
+        </w:tc>
+        <w:tc>
+          <w:tcPr>
+            <w:tcW w:w="0" w:type="auto"/>
+            <w:tcBorders>
+              <w:top w:val="single" w:sz="6" w:space="0" w:color="auto"/>
+              <w:left w:val="single" w:sz="6" w:space="0" w:color="auto"/>
+              <w:bottom w:val="single" w:sz="6" w:space="0" w:color="auto"/>
+              <w:right w:val="single" w:sz="6" w:space="0" w:color="auto"/>
+            </w:tcBorders>
+            <w:vAlign w:val="center"/>
+            <w:hideMark/>
+          </w:tcPr>
+          <w:p>
+            <w:r>
+              <w:t>Web Developer</w:t>
+            </w:r>
+          </w:p>
+        </w:tc>
+        <w:tc>
+          <w:tcPr>
+            <w:tcW w:w="0" w:type="auto"/>
+            <w:tcBorders>
+              <w:top w:val="single" w:sz="6" w:space="0" w:color="auto"/>
+              <w:left w:val="single" w:sz="6" w:space="0" w:color="auto"/>
+              <w:bottom w:val="single" w:sz="6" w:space="0" w:color="auto"/>
+              <w:right w:val="single" w:sz="6" w:space="0" w:color="auto"/>
+            </w:tcBorders>
+            <w:vAlign w:val="center"/>
+            <w:hideMark/>
+          </w:tcPr>
+          <w:p>
+            <w:r>
+              <w:t>Trẻ em/Newbie</w:t>
+            </w:r>
+          </w:p>
+        </w:tc>
+        <w:tc>
+          <w:tcPr>
+            <w:tcW w:w="0" w:type="auto"/>
+            <w:tcBorders>
+              <w:top w:val="single" w:sz="6" w:space="0" w:color="auto"/>
+              <w:left w:val="single" w:sz="6" w:space="0" w:color="auto"/>
+              <w:bottom w:val="single" w:sz="6" w:space="0" w:color="auto"/>
+              <w:right w:val="single" w:sz="6" w:space="0" w:color="auto"/>
+            </w:tcBorders>
+            <w:vAlign w:val="center"/>
+            <w:hideMark/>
+          </w:tcPr>
+          <w:p>
+            <w:r>
+              <w:rPr>
+                <w:b/>
+                <w:bCs/>
+              </w:rPr>
+              <w:t>Newbie / Sinh viên VN</w:t>
+            </w:r>
+          </w:p>
+        </w:tc>
+      </w:tr>
+      <w:tr>
+        <w:trPr>
+          <w:tblCellSpacing w:w="15" w:type="dxa"/>
+        </w:trPr>
+        <w:tc>
+          <w:tcPr>
+            <w:tcW w:w="0" w:type="auto"/>
+            <w:tcBorders>
+              <w:top w:val="single" w:sz="6" w:space="0" w:color="auto"/>
+              <w:left w:val="single" w:sz="6" w:space="0" w:color="auto"/>
+              <w:bottom w:val="single" w:sz="6" w:space="0" w:color="auto"/>
+              <w:right w:val="single" w:sz="6" w:space="0" w:color="auto"/>
+            </w:tcBorders>
+            <w:vAlign w:val="center"/>
+            <w:hideMark/>
+          </w:tcPr>
+          <w:p>
+            <w:r>
+              <w:rPr>
+                <w:b/>
+                <w:bCs/>
+              </w:rPr>
+              <w:t>Phong cách</w:t>
+            </w:r>
+          </w:p>
+        </w:tc>
+        <w:tc>
+          <w:tcPr>
+            <w:tcW w:w="0" w:type="auto"/>
+            <w:tcBorders>
+              <w:top w:val="single" w:sz="6" w:space="0" w:color="auto"/>
+              <w:left w:val="single" w:sz="6" w:space="0" w:color="auto"/>
+              <w:bottom w:val="single" w:sz="6" w:space="0" w:color="auto"/>
+              <w:right w:val="single" w:sz="6" w:space="0" w:color="auto"/>
+            </w:tcBorders>
+            <w:vAlign w:val="center"/>
+            <w:hideMark/>
+          </w:tcPr>
+          <w:p>
+            <w:r>
+              <w:t>Thể thao/Cạnh tranh</w:t>
+            </w:r>
+          </w:p>
+        </w:tc>
+        <w:tc>
+          <w:tcPr>
+            <w:tcW w:w="0" w:type="auto"/>
+            <w:tcBorders>
+              <w:top w:val="single" w:sz="6" w:space="0" w:color="auto"/>
+              <w:left w:val="single" w:sz="6" w:space="0" w:color="auto"/>
+              <w:bottom w:val="single" w:sz="6" w:space="0" w:color="auto"/>
+              <w:right w:val="single" w:sz="6" w:space="0" w:color="auto"/>
+            </w:tcBorders>
+            <w:vAlign w:val="center"/>
+            <w:hideMark/>
+          </w:tcPr>
+          <w:p>
+            <w:r>
+              <w:t>Học thuật/Video</w:t>
+            </w:r>
+          </w:p>
+        </w:tc>
+        <w:tc>
+          <w:tcPr>
+            <w:tcW w:w="0" w:type="auto"/>
+            <w:tcBorders>
+              <w:top w:val="single" w:sz="6" w:space="0" w:color="auto"/>
+              <w:left w:val="single" w:sz="6" w:space="0" w:color="auto"/>
+              <w:bottom w:val="single" w:sz="6" w:space="0" w:color="auto"/>
+              <w:right w:val="single" w:sz="6" w:space="0" w:color="auto"/>
+            </w:tcBorders>
+            <w:vAlign w:val="center"/>
+            <w:hideMark/>
+          </w:tcPr>
+          <w:p>
+            <w:r>
+              <w:t>Game nhập vai (RPG)</w:t>
+            </w:r>
+          </w:p>
+        </w:tc>
+        <w:tc>
+          <w:tcPr>
+            <w:tcW w:w="0" w:type="auto"/>
+            <w:tcBorders>
+              <w:top w:val="single" w:sz="6" w:space="0" w:color="auto"/>
+              <w:left w:val="single" w:sz="6" w:space="0" w:color="auto"/>
+              <w:bottom w:val="single" w:sz="6" w:space="0" w:color="auto"/>
+              <w:right w:val="single" w:sz="6" w:space="0" w:color="auto"/>
+            </w:tcBorders>
+            <w:vAlign w:val="center"/>
+            <w:hideMark/>
+          </w:tcPr>
+          <w:p>
+            <w:r>
+              <w:rPr>
+                <w:b/>
+                <w:bCs/>
+              </w:rPr>
+              <w:t>RPG Văn hóa Việt</w:t>
+            </w:r>
+          </w:p>
+        </w:tc>
+      </w:tr>
+      <w:tr>
+        <w:trPr>
+          <w:tblCellSpacing w:w="15" w:type="dxa"/>
+        </w:trPr>
+        <w:tc>
+          <w:tcPr>
+            <w:tcW w:w="0" w:type="auto"/>
+            <w:tcBorders>
+              <w:top w:val="single" w:sz="6" w:space="0" w:color="auto"/>
+              <w:left w:val="single" w:sz="6" w:space="0" w:color="auto"/>
+              <w:bottom w:val="single" w:sz="6" w:space="0" w:color="auto"/>
+              <w:right w:val="single" w:sz="6" w:space="0" w:color="auto"/>
+            </w:tcBorders>
+            <w:vAlign w:val="center"/>
+            <w:hideMark/>
+          </w:tcPr>
+          <w:p>
+            <w:r>
+              <w:rPr>
+                <w:b/>
+                <w:bCs/>
+              </w:rPr>
+              <w:t>Cốt truyện</w:t>
+            </w:r>
+          </w:p>
+        </w:tc>
+        <w:tc>
+          <w:tcPr>
+            <w:tcW w:w="0" w:type="auto"/>
+            <w:tcBorders>
+              <w:top w:val="single" w:sz="6" w:space="0" w:color="auto"/>
+              <w:left w:val="single" w:sz="6" w:space="0" w:color="auto"/>
+              <w:bottom w:val="single" w:sz="6" w:space="0" w:color="auto"/>
+              <w:right w:val="single" w:sz="6" w:space="0" w:color="auto"/>
+            </w:tcBorders>
+            <w:vAlign w:val="center"/>
+            <w:hideMark/>
+          </w:tcPr>
+          <w:p>
+            <w:r>
+              <w:t>Không có</w:t>
+            </w:r>
+          </w:p>
+        </w:tc>
+        <w:tc>
+          <w:tcPr>
+            <w:tcW w:w="0" w:type="auto"/>
+            <w:tcBorders>
+              <w:top w:val="single" w:sz="6" w:space="0" w:color="auto"/>
+              <w:left w:val="single" w:sz="6" w:space="0" w:color="auto"/>
+              <w:bottom w:val="single" w:sz="6" w:space="0" w:color="auto"/>
+              <w:right w:val="single" w:sz="6" w:space="0" w:color="auto"/>
+            </w:tcBorders>
+            <w:vAlign w:val="center"/>
+            <w:hideMark/>
+          </w:tcPr>
+          <w:p>
+            <w:r>
+              <w:t>Không có</w:t>
+            </w:r>
+          </w:p>
+        </w:tc>
+        <w:tc>
+          <w:tcPr>
+            <w:tcW w:w="0" w:type="auto"/>
+            <w:tcBorders>
+              <w:top w:val="single" w:sz="6" w:space="0" w:color="auto"/>
+              <w:left w:val="single" w:sz="6" w:space="0" w:color="auto"/>
+              <w:bottom w:val="single" w:sz="6" w:space="0" w:color="auto"/>
+              <w:right w:val="single" w:sz="6" w:space="0" w:color="auto"/>
+            </w:tcBorders>
+            <w:vAlign w:val="center"/>
+            <w:hideMark/>
+          </w:tcPr>
+          <w:p>
+            <w:r>
+              <w:t>Fantasy (Âu Mỹ)</w:t>
+            </w:r>
+          </w:p>
+        </w:tc>
+        <w:tc>
+          <w:tcPr>
+            <w:tcW w:w="0" w:type="auto"/>
+            <w:tcBorders>
+              <w:top w:val="single" w:sz="6" w:space="0" w:color="auto"/>
+              <w:left w:val="single" w:sz="6" w:space="0" w:color="auto"/>
+              <w:bottom w:val="single" w:sz="6" w:space="0" w:color="auto"/>
+              <w:right w:val="single" w:sz="6" w:space="0" w:color="auto"/>
+            </w:tcBorders>
+            <w:vAlign w:val="center"/>
+            <w:hideMark/>
+          </w:tcPr>
+          <w:p>
+            <w:r>
+              <w:rPr>
+                <w:b/>
+                <w:bCs/>
+              </w:rPr>
+              <w:t>Khoa Cử / Lịch sử</w:t>
+            </w:r>
+          </w:p>
+        </w:tc>
+      </w:tr>
+      <w:tr>
+        <w:trPr>
+          <w:tblCellSpacing w:w="15" w:type="dxa"/>
+        </w:trPr>
+        <w:tc>
+          <w:tcPr>
+            <w:tcW w:w="0" w:type="auto"/>
+            <w:tcBorders>
+              <w:top w:val="single" w:sz="6" w:space="0" w:color="auto"/>
+              <w:left w:val="single" w:sz="6" w:space="0" w:color="auto"/>
+              <w:bottom w:val="single" w:sz="6" w:space="0" w:color="auto"/>
+              <w:right w:val="single" w:sz="6" w:space="0" w:color="auto"/>
+            </w:tcBorders>
+            <w:vAlign w:val="center"/>
+            <w:hideMark/>
+          </w:tcPr>
+          <w:p>
+            <w:r>
+              <w:rPr>
+                <w:b/>
+                <w:bCs/>
+              </w:rPr>
+              <w:t>Công nghệ</w:t>
+            </w:r>
+          </w:p>
+        </w:tc>
+        <w:tc>
+          <w:tcPr>
+            <w:tcW w:w="0" w:type="auto"/>
+            <w:tcBorders>
+              <w:top w:val="single" w:sz="6" w:space="0" w:color="auto"/>
+              <w:left w:val="single" w:sz="6" w:space="0" w:color="auto"/>
+              <w:bottom w:val="single" w:sz="6" w:space="0" w:color="auto"/>
+              <w:right w:val="single" w:sz="6" w:space="0" w:color="auto"/>
+            </w:tcBorders>
+            <w:vAlign w:val="center"/>
+            <w:hideMark/>
+          </w:tcPr>
+          <w:p>
+            <w:r>
+              <w:t>Chấm điểm Output</w:t>
+            </w:r>
+          </w:p>
+        </w:tc>
+        <w:tc>
+          <w:tcPr>
+            <w:tcW w:w="0" w:type="auto"/>
+            <w:tcBorders>
+              <w:top w:val="single" w:sz="6" w:space="0" w:color="auto"/>
+              <w:left w:val="single" w:sz="6" w:space="0" w:color="auto"/>
+              <w:bottom w:val="single" w:sz="6" w:space="0" w:color="auto"/>
+              <w:right w:val="single" w:sz="6" w:space="0" w:color="auto"/>
+            </w:tcBorders>
+            <w:vAlign w:val="center"/>
+            <w:hideMark/>
+          </w:tcPr>
+          <w:p>
+            <w:r>
+              <w:t>Video + Quiz</w:t>
+            </w:r>
+          </w:p>
+        </w:tc>
+        <w:tc>
+          <w:tcPr>
+            <w:tcW w:w="0" w:type="auto"/>
+            <w:tcBorders>
+              <w:top w:val="single" w:sz="6" w:space="0" w:color="auto"/>
+              <w:left w:val="single" w:sz="6" w:space="0" w:color="auto"/>
+              <w:bottom w:val="single" w:sz="6" w:space="0" w:color="auto"/>
+              <w:right w:val="single" w:sz="6" w:space="0" w:color="auto"/>
+            </w:tcBorders>
+            <w:vAlign w:val="center"/>
+            <w:hideMark/>
+          </w:tcPr>
+          <w:p>
+            <w:r>
+              <w:t>Sandbox (Code -&gt; Move)</w:t>
+            </w:r>
+          </w:p>
+        </w:tc>
+        <w:tc>
+          <w:tcPr>
+            <w:tcW w:w="0" w:type="auto"/>
+            <w:tcBorders>
+              <w:top w:val="single" w:sz="6" w:space="0" w:color="auto"/>
+              <w:left w:val="single" w:sz="6" w:space="0" w:color="auto"/>
+              <w:bottom w:val="single" w:sz="6" w:space="0" w:color="auto"/>
+              <w:right w:val="single" w:sz="6" w:space="0" w:color="auto"/>
+            </w:tcBorders>
+            <w:vAlign w:val="center"/>
+            <w:hideMark/>
+          </w:tcPr>
+          <w:p>
+            <w:r>
+              <w:rPr>
+                <w:b/>
+                <w:bCs/>
+              </w:rPr>
+              <w:t>Sandbox (Code -&gt; Move)</w:t>
+            </w:r>
+          </w:p>
+        </w:tc>
+      </w:tr>
+    </w:tbl>
+    <w:p>
+      <w:pPr>
+        <w:rPr>
+          <w:b/>
+          <w:bCs/>
+        </w:rPr>
+      </w:pPr>
+      <w:r>
+        <w:rPr>
+          <w:b/>
+          <w:bCs/>
+        </w:rPr>
+        <w:t>Kết luận:</w:t>
+      </w:r>
+    </w:p>
+    <w:p>
+      <w:r>
+        <w:t>Hiện tại CHƯA CÓ website nào tại Việt Nam kết hợp được cả 3 yếu tố:</w:t>
+      </w:r>
+    </w:p>
+    <w:p>
+      <w:pPr>
+        <w:numPr>
+          <w:ilvl w:val="0"/>
+          <w:numId w:val="31"/>
+        </w:numPr>
+      </w:pPr>
+      <w:r>
+        <w:t>Dành cho người lớn/sinh viên (Python/Web).</w:t>
+      </w:r>
+    </w:p>
+    <w:p>
+      <w:pPr>
+        <w:numPr>
+          <w:ilvl w:val="0"/>
+          <w:numId w:val="31"/>
+        </w:numPr>
+      </w:pPr>
+      <w:r>
+        <w:t>Có cốt truyện nhập vai (RPG) sâu sắc.</w:t>
+      </w:r>
+    </w:p>
+    <w:p>
+      <w:pPr>
+        <w:numPr>
+          <w:ilvl w:val="0"/>
+          <w:numId w:val="31"/>
+        </w:numPr>
+      </w:pPr>
+      <w:r>
+        <w:t>Mang đậm bản sắc văn hóa Việt (Khoa bảng, Trạng nguyên).</w:t>
+      </w:r>
+    </w:p>
+    <w:p/>
+    <w:p>
+      <w:pPr>
         <w:rPr>
           <w:b/>
           <w:bCs/>
@@ -1018,7 +2062,7 @@
     <w:p>
       <w:r>
         <w:pict w14:anchorId="7B583721">
-          <v:rect id="_x0000_i1031" style="width:0;height:1.5pt" o:hralign="center" o:hrstd="t" o:hr="t" fillcolor="#a0a0a0" stroked="f"/>
+          <v:rect id="_x0000_i1025" style="width:0;height:1.5pt" o:hralign="center" o:hrstd="t" o:hr="t" fillcolor="#a0a0a0" stroked="f"/>
         </w:pict>
       </w:r>
     </w:p>
@@ -7092,7 +8136,7 @@
     <w:p>
       <w:r>
         <w:pict w14:anchorId="0B7CA186">
-          <v:rect id="_x0000_i1054" style="width:0;height:1.5pt" o:hralign="center" o:hrstd="t" o:hr="t" fillcolor="#a0a0a0" stroked="f"/>
+          <v:rect id="_x0000_i1026" style="width:0;height:1.5pt" o:hralign="center" o:hrstd="t" o:hr="t" fillcolor="#a0a0a0" stroked="f"/>
         </w:pict>
       </w:r>
     </w:p>
@@ -7351,7 +8395,7 @@
     <w:p>
       <w:r>
         <w:pict w14:anchorId="474D52A4">
-          <v:rect id="_x0000_i1055" style="width:0;height:1.5pt" o:hralign="center" o:hrstd="t" o:hr="t" fillcolor="#a0a0a0" stroked="f"/>
+          <v:rect id="_x0000_i1027" style="width:0;height:1.5pt" o:hralign="center" o:hrstd="t" o:hr="t" fillcolor="#a0a0a0" stroked="f"/>
         </w:pict>
       </w:r>
     </w:p>
@@ -7511,6 +8555,1067 @@
         <w:t xml:space="preserve"> Trả về cho Client số điểm mới và Rank mới (nếu có).</w:t>
       </w:r>
     </w:p>
+    <w:p/>
+    <w:p/>
+    <w:p>
+      <w:pPr>
+        <w:rPr>
+          <w:b/>
+          <w:bCs/>
+        </w:rPr>
+      </w:pPr>
+      <w:r>
+        <w:rPr>
+          <w:rFonts w:ascii="Segoe UI Emoji" w:hAnsi="Segoe UI Emoji" w:cs="Segoe UI Emoji"/>
+          <w:b/>
+          <w:bCs/>
+        </w:rPr>
+        <w:lastRenderedPageBreak/>
+        <w:t>📜</w:t>
+      </w:r>
+      <w:r>
+        <w:rPr>
+          <w:b/>
+          <w:bCs/>
+        </w:rPr>
+        <w:t xml:space="preserve"> Kịch bản mẫu (Storyline) nhanh cho Prototype</w:t>
+      </w:r>
+    </w:p>
+    <w:p>
+      <w:r>
+        <w:t>Để bạn đỡ đau đầu nghĩ cốt truyện, mình phác thảo nhanh một kịch bản "Mì ăn liền" dựa trên flow Khoa Cử:</w:t>
+      </w:r>
+    </w:p>
+    <w:p>
+      <w:pPr>
+        <w:numPr>
+          <w:ilvl w:val="0"/>
+          <w:numId w:val="32"/>
+        </w:numPr>
+      </w:pPr>
+      <w:r>
+        <w:rPr>
+          <w:b/>
+          <w:bCs/>
+        </w:rPr>
+        <w:t>Màn 1: Nhập môn (Onboarding)</w:t>
+      </w:r>
+    </w:p>
+    <w:p>
+      <w:pPr>
+        <w:numPr>
+          <w:ilvl w:val="1"/>
+          <w:numId w:val="32"/>
+        </w:numPr>
+      </w:pPr>
+      <w:r>
+        <w:rPr>
+          <w:b/>
+          <w:bCs/>
+        </w:rPr>
+        <w:t>Bối cảnh:</w:t>
+      </w:r>
+      <w:r>
+        <w:t xml:space="preserve"> Sân đình làng.</w:t>
+      </w:r>
+    </w:p>
+    <w:p>
+      <w:pPr>
+        <w:numPr>
+          <w:ilvl w:val="1"/>
+          <w:numId w:val="32"/>
+        </w:numPr>
+      </w:pPr>
+      <w:r>
+        <w:rPr>
+          <w:b/>
+          <w:bCs/>
+        </w:rPr>
+        <w:t>NPC:</w:t>
+      </w:r>
+      <w:r>
+        <w:t xml:space="preserve"> Thầy Đồ già (Tutorial Guide).</w:t>
+      </w:r>
+    </w:p>
+    <w:p>
+      <w:pPr>
+        <w:numPr>
+          <w:ilvl w:val="1"/>
+          <w:numId w:val="32"/>
+        </w:numPr>
+      </w:pPr>
+      <w:r>
+        <w:rPr>
+          <w:b/>
+          <w:bCs/>
+        </w:rPr>
+        <w:t>Thoại:</w:t>
+      </w:r>
+      <w:r>
+        <w:t xml:space="preserve"> "Con muốn thành Trạng Nguyên sao? Trước hết phải biết viết 'Hello World' đã. Mau mài mực (Cài đặt môi trường) đi!"</w:t>
+      </w:r>
+    </w:p>
+    <w:p>
+      <w:pPr>
+        <w:numPr>
+          <w:ilvl w:val="0"/>
+          <w:numId w:val="32"/>
+        </w:numPr>
+      </w:pPr>
+      <w:r>
+        <w:rPr>
+          <w:b/>
+          <w:bCs/>
+        </w:rPr>
+        <w:t>Màn 2: Thi Hương (Level 1-10)</w:t>
+      </w:r>
+    </w:p>
+    <w:p>
+      <w:pPr>
+        <w:numPr>
+          <w:ilvl w:val="1"/>
+          <w:numId w:val="32"/>
+        </w:numPr>
+      </w:pPr>
+      <w:r>
+        <w:rPr>
+          <w:b/>
+          <w:bCs/>
+        </w:rPr>
+        <w:t>Bối cảnh:</w:t>
+      </w:r>
+      <w:r>
+        <w:t xml:space="preserve"> Trường thi lợp lá cọ.</w:t>
+      </w:r>
+    </w:p>
+    <w:p>
+      <w:pPr>
+        <w:numPr>
+          <w:ilvl w:val="1"/>
+          <w:numId w:val="32"/>
+        </w:numPr>
+      </w:pPr>
+      <w:r>
+        <w:rPr>
+          <w:b/>
+          <w:bCs/>
+        </w:rPr>
+        <w:t>Thử thách:</w:t>
+      </w:r>
+      <w:r>
+        <w:t xml:space="preserve"> Giải các bài toán cơ bản (Loop, If-else) để giúp nông dân tính lúa, chia đất.</w:t>
+      </w:r>
+    </w:p>
+    <w:p>
+      <w:pPr>
+        <w:numPr>
+          <w:ilvl w:val="1"/>
+          <w:numId w:val="32"/>
+        </w:numPr>
+      </w:pPr>
+      <w:r>
+        <w:rPr>
+          <w:b/>
+          <w:bCs/>
+        </w:rPr>
+        <w:t>Vật phẩm rơi:</w:t>
+      </w:r>
+      <w:r>
+        <w:t xml:space="preserve"> Củ khoai, Áo nâu.</w:t>
+      </w:r>
+    </w:p>
+    <w:p>
+      <w:pPr>
+        <w:numPr>
+          <w:ilvl w:val="0"/>
+          <w:numId w:val="32"/>
+        </w:numPr>
+      </w:pPr>
+      <w:r>
+        <w:rPr>
+          <w:b/>
+          <w:bCs/>
+        </w:rPr>
+        <w:t>Màn 3: Thi Hội (Level 11-20)</w:t>
+      </w:r>
+    </w:p>
+    <w:p>
+      <w:pPr>
+        <w:numPr>
+          <w:ilvl w:val="1"/>
+          <w:numId w:val="32"/>
+        </w:numPr>
+      </w:pPr>
+      <w:r>
+        <w:rPr>
+          <w:b/>
+          <w:bCs/>
+        </w:rPr>
+        <w:t>Bối cảnh:</w:t>
+      </w:r>
+      <w:r>
+        <w:t xml:space="preserve"> Kinh thành Thăng Long.</w:t>
+      </w:r>
+    </w:p>
+    <w:p>
+      <w:pPr>
+        <w:numPr>
+          <w:ilvl w:val="1"/>
+          <w:numId w:val="32"/>
+        </w:numPr>
+      </w:pPr>
+      <w:r>
+        <w:rPr>
+          <w:b/>
+          <w:bCs/>
+        </w:rPr>
+        <w:t>Thử thách:</w:t>
+      </w:r>
+      <w:r>
+        <w:t xml:space="preserve"> Thuật toán sắp xếp, tìm kiếm.</w:t>
+      </w:r>
+    </w:p>
+    <w:p>
+      <w:pPr>
+        <w:numPr>
+          <w:ilvl w:val="1"/>
+          <w:numId w:val="32"/>
+        </w:numPr>
+      </w:pPr>
+      <w:r>
+        <w:rPr>
+          <w:b/>
+          <w:bCs/>
+        </w:rPr>
+        <w:t>Đối thủ:</w:t>
+      </w:r>
+      <w:r>
+        <w:t xml:space="preserve"> "Công tử bột" (Bot NPC) thách đấu code.</w:t>
+      </w:r>
+    </w:p>
+    <w:p>
+      <w:r>
+        <w:br w:type="page"/>
+      </w:r>
+    </w:p>
+    <w:p>
+      <w:pPr>
+        <w:rPr>
+          <w:b/>
+          <w:bCs/>
+        </w:rPr>
+      </w:pPr>
+      <w:r>
+        <w:rPr>
+          <w:b/>
+          <w:bCs/>
+        </w:rPr>
+        <w:lastRenderedPageBreak/>
+        <w:t>1. Giai đoạn "Vỡ Lòng" ở Làng Quê (Level 1 - 10)</w:t>
+      </w:r>
+    </w:p>
+    <w:p>
+      <w:r>
+        <w:rPr>
+          <w:b/>
+          <w:bCs/>
+        </w:rPr>
+        <w:t>Bối cảnh:</w:t>
+      </w:r>
+      <w:r>
+        <w:t xml:space="preserve"> Không có trường học bê tông như bây giờ. Lớp học thường là nhà riêng của </w:t>
+      </w:r>
+      <w:r>
+        <w:rPr>
+          <w:b/>
+          <w:bCs/>
+        </w:rPr>
+        <w:t>Thầy Đồ</w:t>
+      </w:r>
+      <w:r>
+        <w:t xml:space="preserve"> (người hay chữ nhất làng nhưng không ra làm quan) hoặc mượn tạm một góc </w:t>
+      </w:r>
+      <w:r>
+        <w:rPr>
+          <w:b/>
+          <w:bCs/>
+        </w:rPr>
+        <w:t>Đình Làng</w:t>
+      </w:r>
+      <w:r>
+        <w:t>.</w:t>
+      </w:r>
+    </w:p>
+    <w:p>
+      <w:r>
+        <w:rPr>
+          <w:b/>
+          <w:bCs/>
+        </w:rPr>
+        <w:t>Cuộc sống hàng ngày:</w:t>
+      </w:r>
+    </w:p>
+    <w:p>
+      <w:pPr>
+        <w:numPr>
+          <w:ilvl w:val="0"/>
+          <w:numId w:val="33"/>
+        </w:numPr>
+      </w:pPr>
+      <w:r>
+        <w:rPr>
+          <w:b/>
+          <w:bCs/>
+        </w:rPr>
+        <w:t>Học cụ:</w:t>
+      </w:r>
+      <w:r>
+        <w:t xml:space="preserve"> Giấy gió rất đắt tiền. Học trò nghèo thường phải viết bằng que tre lên nền cát, hoặc viết bằng nước lên lá chuối (viết xong khô đi lại viết tiếp được).</w:t>
+      </w:r>
+    </w:p>
+    <w:p>
+      <w:pPr>
+        <w:numPr>
+          <w:ilvl w:val="0"/>
+          <w:numId w:val="33"/>
+        </w:numPr>
+      </w:pPr>
+      <w:r>
+        <w:rPr>
+          <w:b/>
+          <w:bCs/>
+        </w:rPr>
+        <w:t>"Tiên học Lễ":</w:t>
+      </w:r>
+      <w:r>
+        <w:t xml:space="preserve"> Trước khi học chữ, phải học lễ nghĩa, khoanh tay cúi chào, quét dọn nhà cửa cho thầy.</w:t>
+      </w:r>
+    </w:p>
+    <w:p>
+      <w:pPr>
+        <w:numPr>
+          <w:ilvl w:val="0"/>
+          <w:numId w:val="33"/>
+        </w:numPr>
+      </w:pPr>
+      <w:r>
+        <w:rPr>
+          <w:b/>
+          <w:bCs/>
+        </w:rPr>
+        <w:t>Vừa học vừa làm:</w:t>
+      </w:r>
+      <w:r>
+        <w:t xml:space="preserve"> Nho sinh xuất thân nông dân ban ngày phải chăn trâu, cắt cỏ, gặt lúa phụ gia đình. Tối về mới chong đèn dầu học.</w:t>
+      </w:r>
+    </w:p>
+    <w:p>
+      <w:pPr>
+        <w:numPr>
+          <w:ilvl w:val="0"/>
+          <w:numId w:val="33"/>
+        </w:numPr>
+      </w:pPr>
+      <w:r>
+        <w:rPr>
+          <w:b/>
+          <w:bCs/>
+        </w:rPr>
+        <w:t>Ánh sáng:</w:t>
+      </w:r>
+      <w:r>
+        <w:t xml:space="preserve"> Nhà nghèo không có tiền mua dầu lạc thắp đèn, họ bắt đom đóm bỏ vào vỏ trứng, hoặc học nhờ ánh trăng (Sự tích Mạc Đĩnh Chi).</w:t>
+      </w:r>
+    </w:p>
+    <w:p>
+      <w:r>
+        <w:rPr>
+          <w:rFonts w:ascii="Segoe UI Emoji" w:hAnsi="Segoe UI Emoji" w:cs="Segoe UI Emoji"/>
+          <w:b/>
+          <w:bCs/>
+        </w:rPr>
+        <w:t>💡</w:t>
+      </w:r>
+      <w:r>
+        <w:rPr>
+          <w:b/>
+          <w:bCs/>
+        </w:rPr>
+        <w:t xml:space="preserve"> Ý tưởng cho Game:</w:t>
+      </w:r>
+    </w:p>
+    <w:p>
+      <w:pPr>
+        <w:numPr>
+          <w:ilvl w:val="0"/>
+          <w:numId w:val="34"/>
+        </w:numPr>
+      </w:pPr>
+      <w:r>
+        <w:rPr>
+          <w:b/>
+          <w:bCs/>
+        </w:rPr>
+        <w:t>Nhiệm vụ đầu game:</w:t>
+      </w:r>
+      <w:r>
+        <w:t xml:space="preserve"> Không phải là "Viết code Hello World" ngay. Mà là: "Ra bờ ao hái 5 lá chuối về tập viết", hoặc "Bắt 10 con đom đóm để chế đèn học ban đêm".</w:t>
+      </w:r>
+    </w:p>
+    <w:p>
+      <w:pPr>
+        <w:numPr>
+          <w:ilvl w:val="0"/>
+          <w:numId w:val="34"/>
+        </w:numPr>
+      </w:pPr>
+      <w:r>
+        <w:rPr>
+          <w:b/>
+          <w:bCs/>
+        </w:rPr>
+        <w:t>Mini-game:</w:t>
+      </w:r>
+      <w:r>
+        <w:t xml:space="preserve"> Chăn trâu nhưng phải trả lời câu đố của NPC đi ngang qua.</w:t>
+      </w:r>
+    </w:p>
+    <w:p>
+      <w:pPr>
+        <w:rPr>
+          <w:b/>
+          <w:bCs/>
+        </w:rPr>
+      </w:pPr>
+      <w:r>
+        <w:rPr>
+          <w:b/>
+          <w:bCs/>
+        </w:rPr>
+        <w:t>2. Giai đoạn "Dùi Mài Kinh Sử" (Level 11 - 20)</w:t>
+      </w:r>
+    </w:p>
+    <w:p>
+      <w:r>
+        <w:rPr>
+          <w:b/>
+          <w:bCs/>
+        </w:rPr>
+        <w:t>Quá trình học tập:</w:t>
+      </w:r>
+      <w:r>
+        <w:t xml:space="preserve"> Học trò phải thuộc làu Tứ Thư, Ngũ Kinh. Cách học là "tầm chương trích cú" (học thuộc lòng và giải nghĩa).</w:t>
+      </w:r>
+    </w:p>
+    <w:p>
+      <w:pPr>
+        <w:numPr>
+          <w:ilvl w:val="0"/>
+          <w:numId w:val="35"/>
+        </w:numPr>
+      </w:pPr>
+      <w:r>
+        <w:rPr>
+          <w:b/>
+          <w:bCs/>
+        </w:rPr>
+        <w:t>Mài mực:</w:t>
+      </w:r>
+      <w:r>
+        <w:t xml:space="preserve"> Mực tàu ngày xưa là dạng thỏi rắn. Muốn viết phải đổ nước vào nghiên và mài rất lâu mới ra mực đen nhánh. Việc mài mực cũng là để rèn tính kiên nhẫn (tĩnh tâm).</w:t>
+      </w:r>
+    </w:p>
+    <w:p>
+      <w:pPr>
+        <w:numPr>
+          <w:ilvl w:val="0"/>
+          <w:numId w:val="35"/>
+        </w:numPr>
+      </w:pPr>
+      <w:r>
+        <w:rPr>
+          <w:b/>
+          <w:bCs/>
+        </w:rPr>
+        <w:t>Đối chữ:</w:t>
+      </w:r>
+      <w:r>
+        <w:t xml:space="preserve"> Các nho sinh thường tụ tập để "thả thơ", "đối câu đối" để trêu chọc nhau hoặc tán tỉnh các cô thôn nữ (dù nho giáo rất khắt khe, nhưng thơ ca là ngoại lệ lãng mạn).</w:t>
+      </w:r>
+    </w:p>
+    <w:p>
+      <w:r>
+        <w:rPr>
+          <w:rFonts w:ascii="Segoe UI Emoji" w:hAnsi="Segoe UI Emoji" w:cs="Segoe UI Emoji"/>
+          <w:b/>
+          <w:bCs/>
+        </w:rPr>
+        <w:t>💡</w:t>
+      </w:r>
+      <w:r>
+        <w:rPr>
+          <w:b/>
+          <w:bCs/>
+        </w:rPr>
+        <w:t xml:space="preserve"> Ý tưởng cho Game:</w:t>
+      </w:r>
+    </w:p>
+    <w:p>
+      <w:pPr>
+        <w:numPr>
+          <w:ilvl w:val="0"/>
+          <w:numId w:val="36"/>
+        </w:numPr>
+      </w:pPr>
+      <w:r>
+        <w:rPr>
+          <w:b/>
+          <w:bCs/>
+        </w:rPr>
+        <w:t>Loading Screen:</w:t>
+      </w:r>
+      <w:r>
+        <w:t xml:space="preserve"> Thay vì thanh loading, hãy để animation nhân vật đang ngồi mài mực (như bạn đã làm ở ChallengePage).</w:t>
+      </w:r>
+    </w:p>
+    <w:p>
+      <w:pPr>
+        <w:numPr>
+          <w:ilvl w:val="0"/>
+          <w:numId w:val="36"/>
+        </w:numPr>
+      </w:pPr>
+      <w:r>
+        <w:rPr>
+          <w:b/>
+          <w:bCs/>
+        </w:rPr>
+        <w:t>Tính năng PvP:</w:t>
+      </w:r>
+      <w:r>
+        <w:t xml:space="preserve"> "Thả thơ" - Người chơi thách đấu nhau bằng các đoạn code ngắn hoặc quiz trắc nghiệm nhanh.</w:t>
+      </w:r>
+    </w:p>
+    <w:p>
+      <w:pPr>
+        <w:rPr>
+          <w:b/>
+          <w:bCs/>
+        </w:rPr>
+      </w:pPr>
+      <w:r>
+        <w:rPr>
+          <w:b/>
+          <w:bCs/>
+        </w:rPr>
+        <w:t>3. Giai đoạn "Lều Chõng Đi Thi" (Chuyển Map: Từ Làng -&gt; Trường Thi)</w:t>
+      </w:r>
+    </w:p>
+    <w:p>
+      <w:r>
+        <w:lastRenderedPageBreak/>
+        <w:t>Đây là nét đặc sắc nhất của sĩ tử Việt Nam xưa.</w:t>
+      </w:r>
+    </w:p>
+    <w:p>
+      <w:r>
+        <w:rPr>
+          <w:b/>
+          <w:bCs/>
+        </w:rPr>
+        <w:t>Hành trang (Inventory):</w:t>
+      </w:r>
+      <w:r>
+        <w:t xml:space="preserve"> Khi triều đình mở khoa thi (thường là Thi Hương ở cấp tỉnh), sĩ tử phải đi bộ hàng ngày, thậm chí hàng tháng trời để đến trường thi. Trên vai họ gánh một bộ dụng cụ gọi là </w:t>
+      </w:r>
+      <w:r>
+        <w:rPr>
+          <w:b/>
+          <w:bCs/>
+        </w:rPr>
+        <w:t>"Lều Chõng"</w:t>
+      </w:r>
+      <w:r>
+        <w:t>.</w:t>
+      </w:r>
+    </w:p>
+    <w:p>
+      <w:pPr>
+        <w:numPr>
+          <w:ilvl w:val="0"/>
+          <w:numId w:val="37"/>
+        </w:numPr>
+      </w:pPr>
+      <w:r>
+        <w:rPr>
+          <w:b/>
+          <w:bCs/>
+        </w:rPr>
+        <w:t>Lều:</w:t>
+      </w:r>
+      <w:r>
+        <w:t xml:space="preserve"> Vải bạt và cọc tre để dựng chỗ che nắng mưa.</w:t>
+      </w:r>
+    </w:p>
+    <w:p>
+      <w:pPr>
+        <w:numPr>
+          <w:ilvl w:val="0"/>
+          <w:numId w:val="37"/>
+        </w:numPr>
+      </w:pPr>
+      <w:r>
+        <w:rPr>
+          <w:b/>
+          <w:bCs/>
+        </w:rPr>
+        <w:t>Chõng:</w:t>
+      </w:r>
+      <w:r>
+        <w:t xml:space="preserve"> Một cái giường tre nhỏ, gấp gọn được. Ban ngày mở ra làm bàn viết, ban đêm làm giường ngủ.</w:t>
+      </w:r>
+    </w:p>
+    <w:p>
+      <w:pPr>
+        <w:numPr>
+          <w:ilvl w:val="0"/>
+          <w:numId w:val="37"/>
+        </w:numPr>
+      </w:pPr>
+      <w:r>
+        <w:rPr>
+          <w:b/>
+          <w:bCs/>
+        </w:rPr>
+        <w:t>Ống quyển:</w:t>
+      </w:r>
+      <w:r>
+        <w:t xml:space="preserve"> Ống tre đựng bài thi và bút giấy (để tránh mưa ướt).</w:t>
+      </w:r>
+    </w:p>
+    <w:p>
+      <w:pPr>
+        <w:numPr>
+          <w:ilvl w:val="0"/>
+          <w:numId w:val="37"/>
+        </w:numPr>
+      </w:pPr>
+      <w:r>
+        <w:rPr>
+          <w:b/>
+          <w:bCs/>
+        </w:rPr>
+        <w:t>Bầu nước &amp; Cơm nắm muối vừng:</w:t>
+      </w:r>
+      <w:r>
+        <w:t xml:space="preserve"> Lương thực đường xa.</w:t>
+      </w:r>
+    </w:p>
+    <w:p>
+      <w:r>
+        <w:rPr>
+          <w:b/>
+          <w:bCs/>
+        </w:rPr>
+        <w:t>Tại Trường Thi:</w:t>
+      </w:r>
+      <w:r>
+        <w:t xml:space="preserve"> Trường thi là một bãi đất trống khổng lồ được rào kín (gọi là Trường Cú).</w:t>
+      </w:r>
+    </w:p>
+    <w:p>
+      <w:pPr>
+        <w:numPr>
+          <w:ilvl w:val="0"/>
+          <w:numId w:val="38"/>
+        </w:numPr>
+      </w:pPr>
+      <w:r>
+        <w:rPr>
+          <w:b/>
+          <w:bCs/>
+        </w:rPr>
+        <w:t>Vào trường:</w:t>
+      </w:r>
+      <w:r>
+        <w:t xml:space="preserve"> Sĩ tử bị lính khám xét cực kỳ gắt gao (đến mức phải cởi hết quần áo) để chống gian lận (mang tài liệu quay cóp).</w:t>
+      </w:r>
+    </w:p>
+    <w:p>
+      <w:pPr>
+        <w:numPr>
+          <w:ilvl w:val="0"/>
+          <w:numId w:val="38"/>
+        </w:numPr>
+      </w:pPr>
+      <w:r>
+        <w:rPr>
+          <w:b/>
+          <w:bCs/>
+        </w:rPr>
+        <w:t>Dựng trại:</w:t>
+      </w:r>
+      <w:r>
+        <w:t xml:space="preserve"> Mỗi người được chia một ô đất nhỏ. Họ tự cắm lều, đặt chõng.</w:t>
+      </w:r>
+    </w:p>
+    <w:p>
+      <w:pPr>
+        <w:numPr>
+          <w:ilvl w:val="0"/>
+          <w:numId w:val="38"/>
+        </w:numPr>
+      </w:pPr>
+      <w:r>
+        <w:rPr>
+          <w:b/>
+          <w:bCs/>
+        </w:rPr>
+        <w:t>Làm bài:</w:t>
+      </w:r>
+      <w:r>
+        <w:t xml:space="preserve"> Ngồi trong lều viết bài từ sáng sớm đến tối mịt. Áp lực cực lớn vì 3 năm mới thi một lần.</w:t>
+      </w:r>
+    </w:p>
+    <w:p>
+      <w:r>
+        <w:rPr>
+          <w:rFonts w:ascii="Segoe UI Emoji" w:hAnsi="Segoe UI Emoji" w:cs="Segoe UI Emoji"/>
+          <w:b/>
+          <w:bCs/>
+        </w:rPr>
+        <w:t>💡</w:t>
+      </w:r>
+      <w:r>
+        <w:rPr>
+          <w:b/>
+          <w:bCs/>
+        </w:rPr>
+        <w:t xml:space="preserve"> Ý tưởng cho Game:</w:t>
+      </w:r>
+    </w:p>
+    <w:p>
+      <w:pPr>
+        <w:numPr>
+          <w:ilvl w:val="0"/>
+          <w:numId w:val="39"/>
+        </w:numPr>
+      </w:pPr>
+      <w:r>
+        <w:rPr>
+          <w:b/>
+          <w:bCs/>
+        </w:rPr>
+        <w:t>Tính năng Inventory (Hành trang):</w:t>
+      </w:r>
+      <w:r>
+        <w:t xml:space="preserve"> Bạn đang có icon cái balo. Hãy đổi nó thành hình ảnh </w:t>
+      </w:r>
+      <w:r>
+        <w:rPr>
+          <w:b/>
+          <w:bCs/>
+        </w:rPr>
+        <w:t>"Gánh sách"</w:t>
+      </w:r>
+      <w:r>
+        <w:t xml:space="preserve"> hoặc cái tòng teng sau lưng.</w:t>
+      </w:r>
+    </w:p>
+    <w:p>
+      <w:pPr>
+        <w:numPr>
+          <w:ilvl w:val="0"/>
+          <w:numId w:val="39"/>
+        </w:numPr>
+      </w:pPr>
+      <w:r>
+        <w:rPr>
+          <w:b/>
+          <w:bCs/>
+        </w:rPr>
+        <w:t>Map chuyển cảnh:</w:t>
+      </w:r>
+      <w:r>
+        <w:t xml:space="preserve"> Khi user đạt đủ Level để thi lên Rank mới, hãy làm một hiệu ứng nhân vật xách lều chõng đi ra khỏi cổng làng.</w:t>
+      </w:r>
+    </w:p>
+    <w:p>
+      <w:pPr>
+        <w:rPr>
+          <w:b/>
+          <w:bCs/>
+        </w:rPr>
+      </w:pPr>
+      <w:r>
+        <w:rPr>
+          <w:b/>
+          <w:bCs/>
+        </w:rPr>
+        <w:t>4. Hệ thống Khoa Cử (Ranking System)</w:t>
+      </w:r>
+    </w:p>
+    <w:p>
+      <w:r>
+        <w:t>Để bạn mapping vào game cho chuẩn:</w:t>
+      </w:r>
+    </w:p>
+    <w:p>
+      <w:pPr>
+        <w:numPr>
+          <w:ilvl w:val="0"/>
+          <w:numId w:val="40"/>
+        </w:numPr>
+      </w:pPr>
+      <w:r>
+        <w:rPr>
+          <w:b/>
+          <w:bCs/>
+        </w:rPr>
+        <w:t>Thi Hương (Cấp Tỉnh/Thành phố):</w:t>
+      </w:r>
+    </w:p>
+    <w:p>
+      <w:pPr>
+        <w:numPr>
+          <w:ilvl w:val="1"/>
+          <w:numId w:val="40"/>
+        </w:numPr>
+      </w:pPr>
+      <w:r>
+        <w:t xml:space="preserve">Đỗ vòng đầu gọi là </w:t>
+      </w:r>
+      <w:r>
+        <w:rPr>
+          <w:i/>
+          <w:iCs/>
+        </w:rPr>
+        <w:t>Tú Tài</w:t>
+      </w:r>
+      <w:r>
+        <w:t xml:space="preserve"> (Được miễn đi lính, được làng xóm nể trọng). -&gt; </w:t>
+      </w:r>
+      <w:r>
+        <w:rPr>
+          <w:b/>
+          <w:bCs/>
+        </w:rPr>
+        <w:t>Rank Bạc</w:t>
+      </w:r>
+      <w:r>
+        <w:t>.</w:t>
+      </w:r>
+    </w:p>
+    <w:p>
+      <w:pPr>
+        <w:numPr>
+          <w:ilvl w:val="1"/>
+          <w:numId w:val="40"/>
+        </w:numPr>
+      </w:pPr>
+      <w:r>
+        <w:t xml:space="preserve">Đỗ cao nhất gọi là </w:t>
+      </w:r>
+      <w:r>
+        <w:rPr>
+          <w:i/>
+          <w:iCs/>
+        </w:rPr>
+        <w:t>Cử Nhân</w:t>
+      </w:r>
+      <w:r>
+        <w:t xml:space="preserve"> (Ông Cống) -&gt; Có quyền đi thi tiếp cấp quốc gia. -&gt; </w:t>
+      </w:r>
+      <w:r>
+        <w:rPr>
+          <w:b/>
+          <w:bCs/>
+        </w:rPr>
+        <w:t>Rank Vàng</w:t>
+      </w:r>
+      <w:r>
+        <w:t>.</w:t>
+      </w:r>
+    </w:p>
+    <w:p>
+      <w:pPr>
+        <w:numPr>
+          <w:ilvl w:val="0"/>
+          <w:numId w:val="40"/>
+        </w:numPr>
+      </w:pPr>
+      <w:r>
+        <w:rPr>
+          <w:b/>
+          <w:bCs/>
+        </w:rPr>
+        <w:t>Thi Hội (Cấp Quốc Gia - Tại Kinh đô):</w:t>
+      </w:r>
+    </w:p>
+    <w:p>
+      <w:pPr>
+        <w:numPr>
+          <w:ilvl w:val="1"/>
+          <w:numId w:val="40"/>
+        </w:numPr>
+      </w:pPr>
+      <w:r>
+        <w:lastRenderedPageBreak/>
+        <w:t xml:space="preserve">Quy tụ nhân tài cả nước. Đỗ vòng này mới được vào vòng cuối. -&gt; </w:t>
+      </w:r>
+      <w:r>
+        <w:rPr>
+          <w:b/>
+          <w:bCs/>
+        </w:rPr>
+        <w:t>Rank Kim Cương</w:t>
+      </w:r>
+      <w:r>
+        <w:t>.</w:t>
+      </w:r>
+    </w:p>
+    <w:p>
+      <w:pPr>
+        <w:numPr>
+          <w:ilvl w:val="0"/>
+          <w:numId w:val="40"/>
+        </w:numPr>
+      </w:pPr>
+      <w:r>
+        <w:rPr>
+          <w:b/>
+          <w:bCs/>
+        </w:rPr>
+        <w:t>Thi Đình (Cấp Hoàng Gia - Vua trực tiếp ra đề):</w:t>
+      </w:r>
+    </w:p>
+    <w:p>
+      <w:pPr>
+        <w:numPr>
+          <w:ilvl w:val="1"/>
+          <w:numId w:val="40"/>
+        </w:numPr>
+      </w:pPr>
+      <w:r>
+        <w:t xml:space="preserve">Chọn ra Tam Khôi: </w:t>
+      </w:r>
+      <w:r>
+        <w:rPr>
+          <w:i/>
+          <w:iCs/>
+        </w:rPr>
+        <w:t>Thám Hoa (Hạng 3) - Bảng Nhãn (Hạng 2) - Trạng Nguyên (Hạng 1)</w:t>
+      </w:r>
+      <w:r>
+        <w:t xml:space="preserve">. -&gt; </w:t>
+      </w:r>
+      <w:r>
+        <w:rPr>
+          <w:b/>
+          <w:bCs/>
+        </w:rPr>
+        <w:t>Rank Thách Đấu / Top Server</w:t>
+      </w:r>
+      <w:r>
+        <w:t>.</w:t>
+      </w:r>
+    </w:p>
+    <w:p>
+      <w:pPr>
+        <w:numPr>
+          <w:ilvl w:val="1"/>
+          <w:numId w:val="40"/>
+        </w:numPr>
+      </w:pPr>
+      <w:r>
+        <w:t xml:space="preserve">Người đỗ đạt sẽ được </w:t>
+      </w:r>
+      <w:r>
+        <w:rPr>
+          <w:b/>
+          <w:bCs/>
+        </w:rPr>
+        <w:t>"Vinh Quy Bái Tổ"</w:t>
+      </w:r>
+      <w:r>
+        <w:t xml:space="preserve"> (Vua ban áo mũ, ngựa xe, cờ lọng về làng). Cả làng sẽ ra đình đón rước.</w:t>
+      </w:r>
+    </w:p>
+    <w:p>
+      <w:pPr>
+        <w:rPr>
+          <w:b/>
+          <w:bCs/>
+        </w:rPr>
+      </w:pPr>
+      <w:r>
+        <w:rPr>
+          <w:b/>
+          <w:bCs/>
+        </w:rPr>
+        <w:t>Tóm lại, áp dụng vào Game World của bạn:</w:t>
+      </w:r>
+    </w:p>
+    <w:p>
+      <w:r>
+        <w:t>Dựa trên lịch sử này, bản đồ game của bạn (VillageScene) nên có lộ trình địa lý như sau:</w:t>
+      </w:r>
+    </w:p>
+    <w:p>
+      <w:pPr>
+        <w:numPr>
+          <w:ilvl w:val="0"/>
+          <w:numId w:val="41"/>
+        </w:numPr>
+      </w:pPr>
+      <w:r>
+        <w:rPr>
+          <w:b/>
+          <w:bCs/>
+        </w:rPr>
+        <w:t>Góc trái dưới:</w:t>
+      </w:r>
+      <w:r>
+        <w:t xml:space="preserve"> Nhà lá đơn sơ, ruộng lúa, con trâu (Nơi user bắt đầu - Level thấp).</w:t>
+      </w:r>
+    </w:p>
+    <w:p>
+      <w:pPr>
+        <w:numPr>
+          <w:ilvl w:val="0"/>
+          <w:numId w:val="41"/>
+        </w:numPr>
+      </w:pPr>
+      <w:r>
+        <w:rPr>
+          <w:b/>
+          <w:bCs/>
+        </w:rPr>
+        <w:t>Khu trung tâm:</w:t>
+      </w:r>
+      <w:r>
+        <w:t xml:space="preserve"> Đình làng, Giếng nước, cây Đa (Nơi nhận nhiệm vụ, giao lưu cộng đồng).</w:t>
+      </w:r>
+    </w:p>
+    <w:p>
+      <w:pPr>
+        <w:numPr>
+          <w:ilvl w:val="0"/>
+          <w:numId w:val="41"/>
+        </w:numPr>
+      </w:pPr>
+      <w:r>
+        <w:rPr>
+          <w:b/>
+          <w:bCs/>
+        </w:rPr>
+        <w:t>Góc phải trên (Xa xa):</w:t>
+      </w:r>
+      <w:r>
+        <w:t xml:space="preserve"> Cổng Làng to đẹp. Khi click vào Cổng Làng -&gt; Chuyển sang Map "Trường Thi" (Nơi làm các bài tập khó để lên Rank).</w:t>
+      </w:r>
+    </w:p>
+    <w:p/>
     <w:p/>
     <w:p>
       <w:pPr>
@@ -7828,6 +9933,123 @@
     </w:lvl>
   </w:abstractNum>
   <w:abstractNum w:abstractNumId="2" w15:restartNumberingAfterBreak="0">
+    <w:nsid w:val="0A0C2A30"/>
+    <w:multiLevelType w:val="multilevel"/>
+    <w:tmpl w:val="6A0CB86C"/>
+    <w:lvl w:ilvl="0">
+      <w:start w:val="1"/>
+      <w:numFmt w:val="decimal"/>
+      <w:lvlText w:val="%1."/>
+      <w:lvlJc w:val="left"/>
+      <w:pPr>
+        <w:tabs>
+          <w:tab w:val="num" w:pos="720"/>
+        </w:tabs>
+        <w:ind w:left="720" w:hanging="360"/>
+      </w:pPr>
+    </w:lvl>
+    <w:lvl w:ilvl="1">
+      <w:start w:val="1"/>
+      <w:numFmt w:val="bullet"/>
+      <w:lvlText w:val="o"/>
+      <w:lvlJc w:val="left"/>
+      <w:pPr>
+        <w:tabs>
+          <w:tab w:val="num" w:pos="1440"/>
+        </w:tabs>
+        <w:ind w:left="1440" w:hanging="360"/>
+      </w:pPr>
+      <w:rPr>
+        <w:rFonts w:ascii="Courier New" w:hAnsi="Courier New" w:hint="default"/>
+        <w:sz w:val="20"/>
+      </w:rPr>
+    </w:lvl>
+    <w:lvl w:ilvl="2" w:tentative="1">
+      <w:start w:val="1"/>
+      <w:numFmt w:val="decimal"/>
+      <w:lvlText w:val="%3."/>
+      <w:lvlJc w:val="left"/>
+      <w:pPr>
+        <w:tabs>
+          <w:tab w:val="num" w:pos="2160"/>
+        </w:tabs>
+        <w:ind w:left="2160" w:hanging="360"/>
+      </w:pPr>
+    </w:lvl>
+    <w:lvl w:ilvl="3" w:tentative="1">
+      <w:start w:val="1"/>
+      <w:numFmt w:val="decimal"/>
+      <w:lvlText w:val="%4."/>
+      <w:lvlJc w:val="left"/>
+      <w:pPr>
+        <w:tabs>
+          <w:tab w:val="num" w:pos="2880"/>
+        </w:tabs>
+        <w:ind w:left="2880" w:hanging="360"/>
+      </w:pPr>
+    </w:lvl>
+    <w:lvl w:ilvl="4" w:tentative="1">
+      <w:start w:val="1"/>
+      <w:numFmt w:val="decimal"/>
+      <w:lvlText w:val="%5."/>
+      <w:lvlJc w:val="left"/>
+      <w:pPr>
+        <w:tabs>
+          <w:tab w:val="num" w:pos="3600"/>
+        </w:tabs>
+        <w:ind w:left="3600" w:hanging="360"/>
+      </w:pPr>
+    </w:lvl>
+    <w:lvl w:ilvl="5" w:tentative="1">
+      <w:start w:val="1"/>
+      <w:numFmt w:val="decimal"/>
+      <w:lvlText w:val="%6."/>
+      <w:lvlJc w:val="left"/>
+      <w:pPr>
+        <w:tabs>
+          <w:tab w:val="num" w:pos="4320"/>
+        </w:tabs>
+        <w:ind w:left="4320" w:hanging="360"/>
+      </w:pPr>
+    </w:lvl>
+    <w:lvl w:ilvl="6" w:tentative="1">
+      <w:start w:val="1"/>
+      <w:numFmt w:val="decimal"/>
+      <w:lvlText w:val="%7."/>
+      <w:lvlJc w:val="left"/>
+      <w:pPr>
+        <w:tabs>
+          <w:tab w:val="num" w:pos="5040"/>
+        </w:tabs>
+        <w:ind w:left="5040" w:hanging="360"/>
+      </w:pPr>
+    </w:lvl>
+    <w:lvl w:ilvl="7" w:tentative="1">
+      <w:start w:val="1"/>
+      <w:numFmt w:val="decimal"/>
+      <w:lvlText w:val="%8."/>
+      <w:lvlJc w:val="left"/>
+      <w:pPr>
+        <w:tabs>
+          <w:tab w:val="num" w:pos="5760"/>
+        </w:tabs>
+        <w:ind w:left="5760" w:hanging="360"/>
+      </w:pPr>
+    </w:lvl>
+    <w:lvl w:ilvl="8" w:tentative="1">
+      <w:start w:val="1"/>
+      <w:numFmt w:val="decimal"/>
+      <w:lvlText w:val="%9."/>
+      <w:lvlJc w:val="left"/>
+      <w:pPr>
+        <w:tabs>
+          <w:tab w:val="num" w:pos="6480"/>
+        </w:tabs>
+        <w:ind w:left="6480" w:hanging="360"/>
+      </w:pPr>
+    </w:lvl>
+  </w:abstractNum>
+  <w:abstractNum w:abstractNumId="3" w15:restartNumberingAfterBreak="0">
     <w:nsid w:val="0D5473E4"/>
     <w:multiLevelType w:val="multilevel"/>
     <w:tmpl w:val="62CC939C"/>
@@ -7976,7 +10198,7 @@
       </w:rPr>
     </w:lvl>
   </w:abstractNum>
-  <w:abstractNum w:abstractNumId="3" w15:restartNumberingAfterBreak="0">
+  <w:abstractNum w:abstractNumId="4" w15:restartNumberingAfterBreak="0">
     <w:nsid w:val="0F613851"/>
     <w:multiLevelType w:val="multilevel"/>
     <w:tmpl w:val="65C8097E"/>
@@ -8125,7 +10347,156 @@
       </w:rPr>
     </w:lvl>
   </w:abstractNum>
-  <w:abstractNum w:abstractNumId="4" w15:restartNumberingAfterBreak="0">
+  <w:abstractNum w:abstractNumId="5" w15:restartNumberingAfterBreak="0">
+    <w:nsid w:val="18C917F1"/>
+    <w:multiLevelType w:val="multilevel"/>
+    <w:tmpl w:val="6EE2683C"/>
+    <w:lvl w:ilvl="0">
+      <w:start w:val="1"/>
+      <w:numFmt w:val="bullet"/>
+      <w:lvlText w:val=""/>
+      <w:lvlJc w:val="left"/>
+      <w:pPr>
+        <w:tabs>
+          <w:tab w:val="num" w:pos="720"/>
+        </w:tabs>
+        <w:ind w:left="720" w:hanging="360"/>
+      </w:pPr>
+      <w:rPr>
+        <w:rFonts w:ascii="Symbol" w:hAnsi="Symbol" w:hint="default"/>
+        <w:sz w:val="20"/>
+      </w:rPr>
+    </w:lvl>
+    <w:lvl w:ilvl="1" w:tentative="1">
+      <w:start w:val="1"/>
+      <w:numFmt w:val="bullet"/>
+      <w:lvlText w:val="o"/>
+      <w:lvlJc w:val="left"/>
+      <w:pPr>
+        <w:tabs>
+          <w:tab w:val="num" w:pos="1440"/>
+        </w:tabs>
+        <w:ind w:left="1440" w:hanging="360"/>
+      </w:pPr>
+      <w:rPr>
+        <w:rFonts w:ascii="Courier New" w:hAnsi="Courier New" w:hint="default"/>
+        <w:sz w:val="20"/>
+      </w:rPr>
+    </w:lvl>
+    <w:lvl w:ilvl="2" w:tentative="1">
+      <w:start w:val="1"/>
+      <w:numFmt w:val="bullet"/>
+      <w:lvlText w:val=""/>
+      <w:lvlJc w:val="left"/>
+      <w:pPr>
+        <w:tabs>
+          <w:tab w:val="num" w:pos="2160"/>
+        </w:tabs>
+        <w:ind w:left="2160" w:hanging="360"/>
+      </w:pPr>
+      <w:rPr>
+        <w:rFonts w:ascii="Wingdings" w:hAnsi="Wingdings" w:hint="default"/>
+        <w:sz w:val="20"/>
+      </w:rPr>
+    </w:lvl>
+    <w:lvl w:ilvl="3" w:tentative="1">
+      <w:start w:val="1"/>
+      <w:numFmt w:val="bullet"/>
+      <w:lvlText w:val=""/>
+      <w:lvlJc w:val="left"/>
+      <w:pPr>
+        <w:tabs>
+          <w:tab w:val="num" w:pos="2880"/>
+        </w:tabs>
+        <w:ind w:left="2880" w:hanging="360"/>
+      </w:pPr>
+      <w:rPr>
+        <w:rFonts w:ascii="Wingdings" w:hAnsi="Wingdings" w:hint="default"/>
+        <w:sz w:val="20"/>
+      </w:rPr>
+    </w:lvl>
+    <w:lvl w:ilvl="4" w:tentative="1">
+      <w:start w:val="1"/>
+      <w:numFmt w:val="bullet"/>
+      <w:lvlText w:val=""/>
+      <w:lvlJc w:val="left"/>
+      <w:pPr>
+        <w:tabs>
+          <w:tab w:val="num" w:pos="3600"/>
+        </w:tabs>
+        <w:ind w:left="3600" w:hanging="360"/>
+      </w:pPr>
+      <w:rPr>
+        <w:rFonts w:ascii="Wingdings" w:hAnsi="Wingdings" w:hint="default"/>
+        <w:sz w:val="20"/>
+      </w:rPr>
+    </w:lvl>
+    <w:lvl w:ilvl="5" w:tentative="1">
+      <w:start w:val="1"/>
+      <w:numFmt w:val="bullet"/>
+      <w:lvlText w:val=""/>
+      <w:lvlJc w:val="left"/>
+      <w:pPr>
+        <w:tabs>
+          <w:tab w:val="num" w:pos="4320"/>
+        </w:tabs>
+        <w:ind w:left="4320" w:hanging="360"/>
+      </w:pPr>
+      <w:rPr>
+        <w:rFonts w:ascii="Wingdings" w:hAnsi="Wingdings" w:hint="default"/>
+        <w:sz w:val="20"/>
+      </w:rPr>
+    </w:lvl>
+    <w:lvl w:ilvl="6" w:tentative="1">
+      <w:start w:val="1"/>
+      <w:numFmt w:val="bullet"/>
+      <w:lvlText w:val=""/>
+      <w:lvlJc w:val="left"/>
+      <w:pPr>
+        <w:tabs>
+          <w:tab w:val="num" w:pos="5040"/>
+        </w:tabs>
+        <w:ind w:left="5040" w:hanging="360"/>
+      </w:pPr>
+      <w:rPr>
+        <w:rFonts w:ascii="Wingdings" w:hAnsi="Wingdings" w:hint="default"/>
+        <w:sz w:val="20"/>
+      </w:rPr>
+    </w:lvl>
+    <w:lvl w:ilvl="7" w:tentative="1">
+      <w:start w:val="1"/>
+      <w:numFmt w:val="bullet"/>
+      <w:lvlText w:val=""/>
+      <w:lvlJc w:val="left"/>
+      <w:pPr>
+        <w:tabs>
+          <w:tab w:val="num" w:pos="5760"/>
+        </w:tabs>
+        <w:ind w:left="5760" w:hanging="360"/>
+      </w:pPr>
+      <w:rPr>
+        <w:rFonts w:ascii="Wingdings" w:hAnsi="Wingdings" w:hint="default"/>
+        <w:sz w:val="20"/>
+      </w:rPr>
+    </w:lvl>
+    <w:lvl w:ilvl="8" w:tentative="1">
+      <w:start w:val="1"/>
+      <w:numFmt w:val="bullet"/>
+      <w:lvlText w:val=""/>
+      <w:lvlJc w:val="left"/>
+      <w:pPr>
+        <w:tabs>
+          <w:tab w:val="num" w:pos="6480"/>
+        </w:tabs>
+        <w:ind w:left="6480" w:hanging="360"/>
+      </w:pPr>
+      <w:rPr>
+        <w:rFonts w:ascii="Wingdings" w:hAnsi="Wingdings" w:hint="default"/>
+        <w:sz w:val="20"/>
+      </w:rPr>
+    </w:lvl>
+  </w:abstractNum>
+  <w:abstractNum w:abstractNumId="6" w15:restartNumberingAfterBreak="0">
     <w:nsid w:val="1AFA14F5"/>
     <w:multiLevelType w:val="multilevel"/>
     <w:tmpl w:val="56FEAC3C"/>
@@ -8242,7 +10613,156 @@
       </w:pPr>
     </w:lvl>
   </w:abstractNum>
-  <w:abstractNum w:abstractNumId="5" w15:restartNumberingAfterBreak="0">
+  <w:abstractNum w:abstractNumId="7" w15:restartNumberingAfterBreak="0">
+    <w:nsid w:val="1E17203B"/>
+    <w:multiLevelType w:val="multilevel"/>
+    <w:tmpl w:val="43463B3C"/>
+    <w:lvl w:ilvl="0">
+      <w:start w:val="1"/>
+      <w:numFmt w:val="bullet"/>
+      <w:lvlText w:val=""/>
+      <w:lvlJc w:val="left"/>
+      <w:pPr>
+        <w:tabs>
+          <w:tab w:val="num" w:pos="720"/>
+        </w:tabs>
+        <w:ind w:left="720" w:hanging="360"/>
+      </w:pPr>
+      <w:rPr>
+        <w:rFonts w:ascii="Symbol" w:hAnsi="Symbol" w:hint="default"/>
+        <w:sz w:val="20"/>
+      </w:rPr>
+    </w:lvl>
+    <w:lvl w:ilvl="1" w:tentative="1">
+      <w:start w:val="1"/>
+      <w:numFmt w:val="bullet"/>
+      <w:lvlText w:val="o"/>
+      <w:lvlJc w:val="left"/>
+      <w:pPr>
+        <w:tabs>
+          <w:tab w:val="num" w:pos="1440"/>
+        </w:tabs>
+        <w:ind w:left="1440" w:hanging="360"/>
+      </w:pPr>
+      <w:rPr>
+        <w:rFonts w:ascii="Courier New" w:hAnsi="Courier New" w:hint="default"/>
+        <w:sz w:val="20"/>
+      </w:rPr>
+    </w:lvl>
+    <w:lvl w:ilvl="2" w:tentative="1">
+      <w:start w:val="1"/>
+      <w:numFmt w:val="bullet"/>
+      <w:lvlText w:val=""/>
+      <w:lvlJc w:val="left"/>
+      <w:pPr>
+        <w:tabs>
+          <w:tab w:val="num" w:pos="2160"/>
+        </w:tabs>
+        <w:ind w:left="2160" w:hanging="360"/>
+      </w:pPr>
+      <w:rPr>
+        <w:rFonts w:ascii="Wingdings" w:hAnsi="Wingdings" w:hint="default"/>
+        <w:sz w:val="20"/>
+      </w:rPr>
+    </w:lvl>
+    <w:lvl w:ilvl="3" w:tentative="1">
+      <w:start w:val="1"/>
+      <w:numFmt w:val="bullet"/>
+      <w:lvlText w:val=""/>
+      <w:lvlJc w:val="left"/>
+      <w:pPr>
+        <w:tabs>
+          <w:tab w:val="num" w:pos="2880"/>
+        </w:tabs>
+        <w:ind w:left="2880" w:hanging="360"/>
+      </w:pPr>
+      <w:rPr>
+        <w:rFonts w:ascii="Wingdings" w:hAnsi="Wingdings" w:hint="default"/>
+        <w:sz w:val="20"/>
+      </w:rPr>
+    </w:lvl>
+    <w:lvl w:ilvl="4" w:tentative="1">
+      <w:start w:val="1"/>
+      <w:numFmt w:val="bullet"/>
+      <w:lvlText w:val=""/>
+      <w:lvlJc w:val="left"/>
+      <w:pPr>
+        <w:tabs>
+          <w:tab w:val="num" w:pos="3600"/>
+        </w:tabs>
+        <w:ind w:left="3600" w:hanging="360"/>
+      </w:pPr>
+      <w:rPr>
+        <w:rFonts w:ascii="Wingdings" w:hAnsi="Wingdings" w:hint="default"/>
+        <w:sz w:val="20"/>
+      </w:rPr>
+    </w:lvl>
+    <w:lvl w:ilvl="5" w:tentative="1">
+      <w:start w:val="1"/>
+      <w:numFmt w:val="bullet"/>
+      <w:lvlText w:val=""/>
+      <w:lvlJc w:val="left"/>
+      <w:pPr>
+        <w:tabs>
+          <w:tab w:val="num" w:pos="4320"/>
+        </w:tabs>
+        <w:ind w:left="4320" w:hanging="360"/>
+      </w:pPr>
+      <w:rPr>
+        <w:rFonts w:ascii="Wingdings" w:hAnsi="Wingdings" w:hint="default"/>
+        <w:sz w:val="20"/>
+      </w:rPr>
+    </w:lvl>
+    <w:lvl w:ilvl="6" w:tentative="1">
+      <w:start w:val="1"/>
+      <w:numFmt w:val="bullet"/>
+      <w:lvlText w:val=""/>
+      <w:lvlJc w:val="left"/>
+      <w:pPr>
+        <w:tabs>
+          <w:tab w:val="num" w:pos="5040"/>
+        </w:tabs>
+        <w:ind w:left="5040" w:hanging="360"/>
+      </w:pPr>
+      <w:rPr>
+        <w:rFonts w:ascii="Wingdings" w:hAnsi="Wingdings" w:hint="default"/>
+        <w:sz w:val="20"/>
+      </w:rPr>
+    </w:lvl>
+    <w:lvl w:ilvl="7" w:tentative="1">
+      <w:start w:val="1"/>
+      <w:numFmt w:val="bullet"/>
+      <w:lvlText w:val=""/>
+      <w:lvlJc w:val="left"/>
+      <w:pPr>
+        <w:tabs>
+          <w:tab w:val="num" w:pos="5760"/>
+        </w:tabs>
+        <w:ind w:left="5760" w:hanging="360"/>
+      </w:pPr>
+      <w:rPr>
+        <w:rFonts w:ascii="Wingdings" w:hAnsi="Wingdings" w:hint="default"/>
+        <w:sz w:val="20"/>
+      </w:rPr>
+    </w:lvl>
+    <w:lvl w:ilvl="8" w:tentative="1">
+      <w:start w:val="1"/>
+      <w:numFmt w:val="bullet"/>
+      <w:lvlText w:val=""/>
+      <w:lvlJc w:val="left"/>
+      <w:pPr>
+        <w:tabs>
+          <w:tab w:val="num" w:pos="6480"/>
+        </w:tabs>
+        <w:ind w:left="6480" w:hanging="360"/>
+      </w:pPr>
+      <w:rPr>
+        <w:rFonts w:ascii="Wingdings" w:hAnsi="Wingdings" w:hint="default"/>
+        <w:sz w:val="20"/>
+      </w:rPr>
+    </w:lvl>
+  </w:abstractNum>
+  <w:abstractNum w:abstractNumId="8" w15:restartNumberingAfterBreak="0">
     <w:nsid w:val="24D25768"/>
     <w:multiLevelType w:val="multilevel"/>
     <w:tmpl w:val="EBDABAC6"/>
@@ -8391,7 +10911,7 @@
       </w:rPr>
     </w:lvl>
   </w:abstractNum>
-  <w:abstractNum w:abstractNumId="6" w15:restartNumberingAfterBreak="0">
+  <w:abstractNum w:abstractNumId="9" w15:restartNumberingAfterBreak="0">
     <w:nsid w:val="278D0FCC"/>
     <w:multiLevelType w:val="multilevel"/>
     <w:tmpl w:val="6152E4C8"/>
@@ -8540,7 +11060,7 @@
       </w:rPr>
     </w:lvl>
   </w:abstractNum>
-  <w:abstractNum w:abstractNumId="7" w15:restartNumberingAfterBreak="0">
+  <w:abstractNum w:abstractNumId="10" w15:restartNumberingAfterBreak="0">
     <w:nsid w:val="3169471A"/>
     <w:multiLevelType w:val="multilevel"/>
     <w:tmpl w:val="D9C4E650"/>
@@ -8653,7 +11173,7 @@
       </w:pPr>
     </w:lvl>
   </w:abstractNum>
-  <w:abstractNum w:abstractNumId="8" w15:restartNumberingAfterBreak="0">
+  <w:abstractNum w:abstractNumId="11" w15:restartNumberingAfterBreak="0">
     <w:nsid w:val="31831DE8"/>
     <w:multiLevelType w:val="multilevel"/>
     <w:tmpl w:val="F5C08812"/>
@@ -8766,7 +11286,7 @@
       </w:pPr>
     </w:lvl>
   </w:abstractNum>
-  <w:abstractNum w:abstractNumId="9" w15:restartNumberingAfterBreak="0">
+  <w:abstractNum w:abstractNumId="12" w15:restartNumberingAfterBreak="0">
     <w:nsid w:val="338001AA"/>
     <w:multiLevelType w:val="multilevel"/>
     <w:tmpl w:val="21563F68"/>
@@ -8915,7 +11435,124 @@
       </w:rPr>
     </w:lvl>
   </w:abstractNum>
-  <w:abstractNum w:abstractNumId="10" w15:restartNumberingAfterBreak="0">
+  <w:abstractNum w:abstractNumId="13" w15:restartNumberingAfterBreak="0">
+    <w:nsid w:val="33B27257"/>
+    <w:multiLevelType w:val="multilevel"/>
+    <w:tmpl w:val="90406FD0"/>
+    <w:lvl w:ilvl="0">
+      <w:start w:val="1"/>
+      <w:numFmt w:val="decimal"/>
+      <w:lvlText w:val="%1."/>
+      <w:lvlJc w:val="left"/>
+      <w:pPr>
+        <w:tabs>
+          <w:tab w:val="num" w:pos="720"/>
+        </w:tabs>
+        <w:ind w:left="720" w:hanging="360"/>
+      </w:pPr>
+    </w:lvl>
+    <w:lvl w:ilvl="1">
+      <w:start w:val="1"/>
+      <w:numFmt w:val="bullet"/>
+      <w:lvlText w:val="o"/>
+      <w:lvlJc w:val="left"/>
+      <w:pPr>
+        <w:tabs>
+          <w:tab w:val="num" w:pos="1440"/>
+        </w:tabs>
+        <w:ind w:left="1440" w:hanging="360"/>
+      </w:pPr>
+      <w:rPr>
+        <w:rFonts w:ascii="Courier New" w:hAnsi="Courier New" w:hint="default"/>
+        <w:sz w:val="20"/>
+      </w:rPr>
+    </w:lvl>
+    <w:lvl w:ilvl="2" w:tentative="1">
+      <w:start w:val="1"/>
+      <w:numFmt w:val="decimal"/>
+      <w:lvlText w:val="%3."/>
+      <w:lvlJc w:val="left"/>
+      <w:pPr>
+        <w:tabs>
+          <w:tab w:val="num" w:pos="2160"/>
+        </w:tabs>
+        <w:ind w:left="2160" w:hanging="360"/>
+      </w:pPr>
+    </w:lvl>
+    <w:lvl w:ilvl="3" w:tentative="1">
+      <w:start w:val="1"/>
+      <w:numFmt w:val="decimal"/>
+      <w:lvlText w:val="%4."/>
+      <w:lvlJc w:val="left"/>
+      <w:pPr>
+        <w:tabs>
+          <w:tab w:val="num" w:pos="2880"/>
+        </w:tabs>
+        <w:ind w:left="2880" w:hanging="360"/>
+      </w:pPr>
+    </w:lvl>
+    <w:lvl w:ilvl="4" w:tentative="1">
+      <w:start w:val="1"/>
+      <w:numFmt w:val="decimal"/>
+      <w:lvlText w:val="%5."/>
+      <w:lvlJc w:val="left"/>
+      <w:pPr>
+        <w:tabs>
+          <w:tab w:val="num" w:pos="3600"/>
+        </w:tabs>
+        <w:ind w:left="3600" w:hanging="360"/>
+      </w:pPr>
+    </w:lvl>
+    <w:lvl w:ilvl="5" w:tentative="1">
+      <w:start w:val="1"/>
+      <w:numFmt w:val="decimal"/>
+      <w:lvlText w:val="%6."/>
+      <w:lvlJc w:val="left"/>
+      <w:pPr>
+        <w:tabs>
+          <w:tab w:val="num" w:pos="4320"/>
+        </w:tabs>
+        <w:ind w:left="4320" w:hanging="360"/>
+      </w:pPr>
+    </w:lvl>
+    <w:lvl w:ilvl="6" w:tentative="1">
+      <w:start w:val="1"/>
+      <w:numFmt w:val="decimal"/>
+      <w:lvlText w:val="%7."/>
+      <w:lvlJc w:val="left"/>
+      <w:pPr>
+        <w:tabs>
+          <w:tab w:val="num" w:pos="5040"/>
+        </w:tabs>
+        <w:ind w:left="5040" w:hanging="360"/>
+      </w:pPr>
+    </w:lvl>
+    <w:lvl w:ilvl="7" w:tentative="1">
+      <w:start w:val="1"/>
+      <w:numFmt w:val="decimal"/>
+      <w:lvlText w:val="%8."/>
+      <w:lvlJc w:val="left"/>
+      <w:pPr>
+        <w:tabs>
+          <w:tab w:val="num" w:pos="5760"/>
+        </w:tabs>
+        <w:ind w:left="5760" w:hanging="360"/>
+      </w:pPr>
+    </w:lvl>
+    <w:lvl w:ilvl="8" w:tentative="1">
+      <w:start w:val="1"/>
+      <w:numFmt w:val="decimal"/>
+      <w:lvlText w:val="%9."/>
+      <w:lvlJc w:val="left"/>
+      <w:pPr>
+        <w:tabs>
+          <w:tab w:val="num" w:pos="6480"/>
+        </w:tabs>
+        <w:ind w:left="6480" w:hanging="360"/>
+      </w:pPr>
+    </w:lvl>
+  </w:abstractNum>
+  <w:abstractNum w:abstractNumId="14" w15:restartNumberingAfterBreak="0">
     <w:nsid w:val="357205D0"/>
     <w:multiLevelType w:val="multilevel"/>
     <w:tmpl w:val="3F948CB4"/>
@@ -9064,7 +11701,7 @@
       </w:rPr>
     </w:lvl>
   </w:abstractNum>
-  <w:abstractNum w:abstractNumId="11" w15:restartNumberingAfterBreak="0">
+  <w:abstractNum w:abstractNumId="15" w15:restartNumberingAfterBreak="0">
     <w:nsid w:val="3F097E6A"/>
     <w:multiLevelType w:val="multilevel"/>
     <w:tmpl w:val="E946CD06"/>
@@ -9213,7 +11850,156 @@
       </w:rPr>
     </w:lvl>
   </w:abstractNum>
-  <w:abstractNum w:abstractNumId="12" w15:restartNumberingAfterBreak="0">
+  <w:abstractNum w:abstractNumId="16" w15:restartNumberingAfterBreak="0">
+    <w:nsid w:val="40BF153C"/>
+    <w:multiLevelType w:val="multilevel"/>
+    <w:tmpl w:val="8278C7F2"/>
+    <w:lvl w:ilvl="0">
+      <w:start w:val="1"/>
+      <w:numFmt w:val="bullet"/>
+      <w:lvlText w:val=""/>
+      <w:lvlJc w:val="left"/>
+      <w:pPr>
+        <w:tabs>
+          <w:tab w:val="num" w:pos="720"/>
+        </w:tabs>
+        <w:ind w:left="720" w:hanging="360"/>
+      </w:pPr>
+      <w:rPr>
+        <w:rFonts w:ascii="Symbol" w:hAnsi="Symbol" w:hint="default"/>
+        <w:sz w:val="20"/>
+      </w:rPr>
+    </w:lvl>
+    <w:lvl w:ilvl="1" w:tentative="1">
+      <w:start w:val="1"/>
+      <w:numFmt w:val="bullet"/>
+      <w:lvlText w:val="o"/>
+      <w:lvlJc w:val="left"/>
+      <w:pPr>
+        <w:tabs>
+          <w:tab w:val="num" w:pos="1440"/>
+        </w:tabs>
+        <w:ind w:left="1440" w:hanging="360"/>
+      </w:pPr>
+      <w:rPr>
+        <w:rFonts w:ascii="Courier New" w:hAnsi="Courier New" w:hint="default"/>
+        <w:sz w:val="20"/>
+      </w:rPr>
+    </w:lvl>
+    <w:lvl w:ilvl="2" w:tentative="1">
+      <w:start w:val="1"/>
+      <w:numFmt w:val="bullet"/>
+      <w:lvlText w:val=""/>
+      <w:lvlJc w:val="left"/>
+      <w:pPr>
+        <w:tabs>
+          <w:tab w:val="num" w:pos="2160"/>
+        </w:tabs>
+        <w:ind w:left="2160" w:hanging="360"/>
+      </w:pPr>
+      <w:rPr>
+        <w:rFonts w:ascii="Wingdings" w:hAnsi="Wingdings" w:hint="default"/>
+        <w:sz w:val="20"/>
+      </w:rPr>
+    </w:lvl>
+    <w:lvl w:ilvl="3" w:tentative="1">
+      <w:start w:val="1"/>
+      <w:numFmt w:val="bullet"/>
+      <w:lvlText w:val=""/>
+      <w:lvlJc w:val="left"/>
+      <w:pPr>
+        <w:tabs>
+          <w:tab w:val="num" w:pos="2880"/>
+        </w:tabs>
+        <w:ind w:left="2880" w:hanging="360"/>
+      </w:pPr>
+      <w:rPr>
+        <w:rFonts w:ascii="Wingdings" w:hAnsi="Wingdings" w:hint="default"/>
+        <w:sz w:val="20"/>
+      </w:rPr>
+    </w:lvl>
+    <w:lvl w:ilvl="4" w:tentative="1">
+      <w:start w:val="1"/>
+      <w:numFmt w:val="bullet"/>
+      <w:lvlText w:val=""/>
+      <w:lvlJc w:val="left"/>
+      <w:pPr>
+        <w:tabs>
+          <w:tab w:val="num" w:pos="3600"/>
+        </w:tabs>
+        <w:ind w:left="3600" w:hanging="360"/>
+      </w:pPr>
+      <w:rPr>
+        <w:rFonts w:ascii="Wingdings" w:hAnsi="Wingdings" w:hint="default"/>
+        <w:sz w:val="20"/>
+      </w:rPr>
+    </w:lvl>
+    <w:lvl w:ilvl="5" w:tentative="1">
+      <w:start w:val="1"/>
+      <w:numFmt w:val="bullet"/>
+      <w:lvlText w:val=""/>
+      <w:lvlJc w:val="left"/>
+      <w:pPr>
+        <w:tabs>
+          <w:tab w:val="num" w:pos="4320"/>
+        </w:tabs>
+        <w:ind w:left="4320" w:hanging="360"/>
+      </w:pPr>
+      <w:rPr>
+        <w:rFonts w:ascii="Wingdings" w:hAnsi="Wingdings" w:hint="default"/>
+        <w:sz w:val="20"/>
+      </w:rPr>
+    </w:lvl>
+    <w:lvl w:ilvl="6" w:tentative="1">
+      <w:start w:val="1"/>
+      <w:numFmt w:val="bullet"/>
+      <w:lvlText w:val=""/>
+      <w:lvlJc w:val="left"/>
+      <w:pPr>
+        <w:tabs>
+          <w:tab w:val="num" w:pos="5040"/>
+        </w:tabs>
+        <w:ind w:left="5040" w:hanging="360"/>
+      </w:pPr>
+      <w:rPr>
+        <w:rFonts w:ascii="Wingdings" w:hAnsi="Wingdings" w:hint="default"/>
+        <w:sz w:val="20"/>
+      </w:rPr>
+    </w:lvl>
+    <w:lvl w:ilvl="7" w:tentative="1">
+      <w:start w:val="1"/>
+      <w:numFmt w:val="bullet"/>
+      <w:lvlText w:val=""/>
+      <w:lvlJc w:val="left"/>
+      <w:pPr>
+        <w:tabs>
+          <w:tab w:val="num" w:pos="5760"/>
+        </w:tabs>
+        <w:ind w:left="5760" w:hanging="360"/>
+      </w:pPr>
+      <w:rPr>
+        <w:rFonts w:ascii="Wingdings" w:hAnsi="Wingdings" w:hint="default"/>
+        <w:sz w:val="20"/>
+      </w:rPr>
+    </w:lvl>
+    <w:lvl w:ilvl="8" w:tentative="1">
+      <w:start w:val="1"/>
+      <w:numFmt w:val="bullet"/>
+      <w:lvlText w:val=""/>
+      <w:lvlJc w:val="left"/>
+      <w:pPr>
+        <w:tabs>
+          <w:tab w:val="num" w:pos="6480"/>
+        </w:tabs>
+        <w:ind w:left="6480" w:hanging="360"/>
+      </w:pPr>
+      <w:rPr>
+        <w:rFonts w:ascii="Wingdings" w:hAnsi="Wingdings" w:hint="default"/>
+        <w:sz w:val="20"/>
+      </w:rPr>
+    </w:lvl>
+  </w:abstractNum>
+  <w:abstractNum w:abstractNumId="17" w15:restartNumberingAfterBreak="0">
     <w:nsid w:val="40C16EAC"/>
     <w:multiLevelType w:val="multilevel"/>
     <w:tmpl w:val="1E6C8FB6"/>
@@ -9362,7 +12148,7 @@
       </w:rPr>
     </w:lvl>
   </w:abstractNum>
-  <w:abstractNum w:abstractNumId="13" w15:restartNumberingAfterBreak="0">
+  <w:abstractNum w:abstractNumId="18" w15:restartNumberingAfterBreak="0">
     <w:nsid w:val="4D1B3926"/>
     <w:multiLevelType w:val="multilevel"/>
     <w:tmpl w:val="4CB08888"/>
@@ -9511,7 +12297,7 @@
       </w:rPr>
     </w:lvl>
   </w:abstractNum>
-  <w:abstractNum w:abstractNumId="14" w15:restartNumberingAfterBreak="0">
+  <w:abstractNum w:abstractNumId="19" w15:restartNumberingAfterBreak="0">
     <w:nsid w:val="4E3E77D3"/>
     <w:multiLevelType w:val="multilevel"/>
     <w:tmpl w:val="4EFEE550"/>
@@ -9660,7 +12446,7 @@
       </w:rPr>
     </w:lvl>
   </w:abstractNum>
-  <w:abstractNum w:abstractNumId="15" w15:restartNumberingAfterBreak="0">
+  <w:abstractNum w:abstractNumId="20" w15:restartNumberingAfterBreak="0">
     <w:nsid w:val="4EAB300B"/>
     <w:multiLevelType w:val="multilevel"/>
     <w:tmpl w:val="ADFE74DE"/>
@@ -9809,7 +12595,7 @@
       </w:rPr>
     </w:lvl>
   </w:abstractNum>
-  <w:abstractNum w:abstractNumId="16" w15:restartNumberingAfterBreak="0">
+  <w:abstractNum w:abstractNumId="21" w15:restartNumberingAfterBreak="0">
     <w:nsid w:val="4FB35F3F"/>
     <w:multiLevelType w:val="multilevel"/>
     <w:tmpl w:val="A1220A56"/>
@@ -9958,7 +12744,7 @@
       </w:rPr>
     </w:lvl>
   </w:abstractNum>
-  <w:abstractNum w:abstractNumId="17" w15:restartNumberingAfterBreak="0">
+  <w:abstractNum w:abstractNumId="22" w15:restartNumberingAfterBreak="0">
     <w:nsid w:val="509D595F"/>
     <w:multiLevelType w:val="hybridMultilevel"/>
     <w:tmpl w:val="25324DEC"/>
@@ -10047,7 +12833,7 @@
       </w:pPr>
     </w:lvl>
   </w:abstractNum>
-  <w:abstractNum w:abstractNumId="18" w15:restartNumberingAfterBreak="0">
+  <w:abstractNum w:abstractNumId="23" w15:restartNumberingAfterBreak="0">
     <w:nsid w:val="514F1021"/>
     <w:multiLevelType w:val="multilevel"/>
     <w:tmpl w:val="F9804D00"/>
@@ -10196,7 +12982,382 @@
       </w:rPr>
     </w:lvl>
   </w:abstractNum>
-  <w:abstractNum w:abstractNumId="19" w15:restartNumberingAfterBreak="0">
+  <w:abstractNum w:abstractNumId="24" w15:restartNumberingAfterBreak="0">
+    <w:nsid w:val="5186498F"/>
+    <w:multiLevelType w:val="multilevel"/>
+    <w:tmpl w:val="83061E88"/>
+    <w:lvl w:ilvl="0">
+      <w:start w:val="1"/>
+      <w:numFmt w:val="bullet"/>
+      <w:lvlText w:val=""/>
+      <w:lvlJc w:val="left"/>
+      <w:pPr>
+        <w:tabs>
+          <w:tab w:val="num" w:pos="720"/>
+        </w:tabs>
+        <w:ind w:left="720" w:hanging="360"/>
+      </w:pPr>
+      <w:rPr>
+        <w:rFonts w:ascii="Symbol" w:hAnsi="Symbol" w:hint="default"/>
+        <w:sz w:val="20"/>
+      </w:rPr>
+    </w:lvl>
+    <w:lvl w:ilvl="1" w:tentative="1">
+      <w:start w:val="1"/>
+      <w:numFmt w:val="bullet"/>
+      <w:lvlText w:val="o"/>
+      <w:lvlJc w:val="left"/>
+      <w:pPr>
+        <w:tabs>
+          <w:tab w:val="num" w:pos="1440"/>
+        </w:tabs>
+        <w:ind w:left="1440" w:hanging="360"/>
+      </w:pPr>
+      <w:rPr>
+        <w:rFonts w:ascii="Courier New" w:hAnsi="Courier New" w:hint="default"/>
+        <w:sz w:val="20"/>
+      </w:rPr>
+    </w:lvl>
+    <w:lvl w:ilvl="2" w:tentative="1">
+      <w:start w:val="1"/>
+      <w:numFmt w:val="bullet"/>
+      <w:lvlText w:val=""/>
+      <w:lvlJc w:val="left"/>
+      <w:pPr>
+        <w:tabs>
+          <w:tab w:val="num" w:pos="2160"/>
+        </w:tabs>
+        <w:ind w:left="2160" w:hanging="360"/>
+      </w:pPr>
+      <w:rPr>
+        <w:rFonts w:ascii="Wingdings" w:hAnsi="Wingdings" w:hint="default"/>
+        <w:sz w:val="20"/>
+      </w:rPr>
+    </w:lvl>
+    <w:lvl w:ilvl="3" w:tentative="1">
+      <w:start w:val="1"/>
+      <w:numFmt w:val="bullet"/>
+      <w:lvlText w:val=""/>
+      <w:lvlJc w:val="left"/>
+      <w:pPr>
+        <w:tabs>
+          <w:tab w:val="num" w:pos="2880"/>
+        </w:tabs>
+        <w:ind w:left="2880" w:hanging="360"/>
+      </w:pPr>
+      <w:rPr>
+        <w:rFonts w:ascii="Wingdings" w:hAnsi="Wingdings" w:hint="default"/>
+        <w:sz w:val="20"/>
+      </w:rPr>
+    </w:lvl>
+    <w:lvl w:ilvl="4" w:tentative="1">
+      <w:start w:val="1"/>
+      <w:numFmt w:val="bullet"/>
+      <w:lvlText w:val=""/>
+      <w:lvlJc w:val="left"/>
+      <w:pPr>
+        <w:tabs>
+          <w:tab w:val="num" w:pos="3600"/>
+        </w:tabs>
+        <w:ind w:left="3600" w:hanging="360"/>
+      </w:pPr>
+      <w:rPr>
+        <w:rFonts w:ascii="Wingdings" w:hAnsi="Wingdings" w:hint="default"/>
+        <w:sz w:val="20"/>
+      </w:rPr>
+    </w:lvl>
+    <w:lvl w:ilvl="5" w:tentative="1">
+      <w:start w:val="1"/>
+      <w:numFmt w:val="bullet"/>
+      <w:lvlText w:val=""/>
+      <w:lvlJc w:val="left"/>
+      <w:pPr>
+        <w:tabs>
+          <w:tab w:val="num" w:pos="4320"/>
+        </w:tabs>
+        <w:ind w:left="4320" w:hanging="360"/>
+      </w:pPr>
+      <w:rPr>
+        <w:rFonts w:ascii="Wingdings" w:hAnsi="Wingdings" w:hint="default"/>
+        <w:sz w:val="20"/>
+      </w:rPr>
+    </w:lvl>
+    <w:lvl w:ilvl="6" w:tentative="1">
+      <w:start w:val="1"/>
+      <w:numFmt w:val="bullet"/>
+      <w:lvlText w:val=""/>
+      <w:lvlJc w:val="left"/>
+      <w:pPr>
+        <w:tabs>
+          <w:tab w:val="num" w:pos="5040"/>
+        </w:tabs>
+        <w:ind w:left="5040" w:hanging="360"/>
+      </w:pPr>
+      <w:rPr>
+        <w:rFonts w:ascii="Wingdings" w:hAnsi="Wingdings" w:hint="default"/>
+        <w:sz w:val="20"/>
+      </w:rPr>
+    </w:lvl>
+    <w:lvl w:ilvl="7" w:tentative="1">
+      <w:start w:val="1"/>
+      <w:numFmt w:val="bullet"/>
+      <w:lvlText w:val=""/>
+      <w:lvlJc w:val="left"/>
+      <w:pPr>
+        <w:tabs>
+          <w:tab w:val="num" w:pos="5760"/>
+        </w:tabs>
+        <w:ind w:left="5760" w:hanging="360"/>
+      </w:pPr>
+      <w:rPr>
+        <w:rFonts w:ascii="Wingdings" w:hAnsi="Wingdings" w:hint="default"/>
+        <w:sz w:val="20"/>
+      </w:rPr>
+    </w:lvl>
+    <w:lvl w:ilvl="8" w:tentative="1">
+      <w:start w:val="1"/>
+      <w:numFmt w:val="bullet"/>
+      <w:lvlText w:val=""/>
+      <w:lvlJc w:val="left"/>
+      <w:pPr>
+        <w:tabs>
+          <w:tab w:val="num" w:pos="6480"/>
+        </w:tabs>
+        <w:ind w:left="6480" w:hanging="360"/>
+      </w:pPr>
+      <w:rPr>
+        <w:rFonts w:ascii="Wingdings" w:hAnsi="Wingdings" w:hint="default"/>
+        <w:sz w:val="20"/>
+      </w:rPr>
+    </w:lvl>
+  </w:abstractNum>
+  <w:abstractNum w:abstractNumId="25" w15:restartNumberingAfterBreak="0">
+    <w:nsid w:val="519E59A6"/>
+    <w:multiLevelType w:val="multilevel"/>
+    <w:tmpl w:val="0F2EA710"/>
+    <w:lvl w:ilvl="0">
+      <w:start w:val="1"/>
+      <w:numFmt w:val="decimal"/>
+      <w:lvlText w:val="%1."/>
+      <w:lvlJc w:val="left"/>
+      <w:pPr>
+        <w:tabs>
+          <w:tab w:val="num" w:pos="720"/>
+        </w:tabs>
+        <w:ind w:left="720" w:hanging="360"/>
+      </w:pPr>
+    </w:lvl>
+    <w:lvl w:ilvl="1" w:tentative="1">
+      <w:start w:val="1"/>
+      <w:numFmt w:val="decimal"/>
+      <w:lvlText w:val="%2."/>
+      <w:lvlJc w:val="left"/>
+      <w:pPr>
+        <w:tabs>
+          <w:tab w:val="num" w:pos="1440"/>
+        </w:tabs>
+        <w:ind w:left="1440" w:hanging="360"/>
+      </w:pPr>
+    </w:lvl>
+    <w:lvl w:ilvl="2" w:tentative="1">
+      <w:start w:val="1"/>
+      <w:numFmt w:val="decimal"/>
+      <w:lvlText w:val="%3."/>
+      <w:lvlJc w:val="left"/>
+      <w:pPr>
+        <w:tabs>
+          <w:tab w:val="num" w:pos="2160"/>
+        </w:tabs>
+        <w:ind w:left="2160" w:hanging="360"/>
+      </w:pPr>
+    </w:lvl>
+    <w:lvl w:ilvl="3" w:tentative="1">
+      <w:start w:val="1"/>
+      <w:numFmt w:val="decimal"/>
+      <w:lvlText w:val="%4."/>
+      <w:lvlJc w:val="left"/>
+      <w:pPr>
+        <w:tabs>
+          <w:tab w:val="num" w:pos="2880"/>
+        </w:tabs>
+        <w:ind w:left="2880" w:hanging="360"/>
+      </w:pPr>
+    </w:lvl>
+    <w:lvl w:ilvl="4" w:tentative="1">
+      <w:start w:val="1"/>
+      <w:numFmt w:val="decimal"/>
+      <w:lvlText w:val="%5."/>
+      <w:lvlJc w:val="left"/>
+      <w:pPr>
+        <w:tabs>
+          <w:tab w:val="num" w:pos="3600"/>
+        </w:tabs>
+        <w:ind w:left="3600" w:hanging="360"/>
+      </w:pPr>
+    </w:lvl>
+    <w:lvl w:ilvl="5" w:tentative="1">
+      <w:start w:val="1"/>
+      <w:numFmt w:val="decimal"/>
+      <w:lvlText w:val="%6."/>
+      <w:lvlJc w:val="left"/>
+      <w:pPr>
+        <w:tabs>
+          <w:tab w:val="num" w:pos="4320"/>
+        </w:tabs>
+        <w:ind w:left="4320" w:hanging="360"/>
+      </w:pPr>
+    </w:lvl>
+    <w:lvl w:ilvl="6" w:tentative="1">
+      <w:start w:val="1"/>
+      <w:numFmt w:val="decimal"/>
+      <w:lvlText w:val="%7."/>
+      <w:lvlJc w:val="left"/>
+      <w:pPr>
+        <w:tabs>
+          <w:tab w:val="num" w:pos="5040"/>
+        </w:tabs>
+        <w:ind w:left="5040" w:hanging="360"/>
+      </w:pPr>
+    </w:lvl>
+    <w:lvl w:ilvl="7" w:tentative="1">
+      <w:start w:val="1"/>
+      <w:numFmt w:val="decimal"/>
+      <w:lvlText w:val="%8."/>
+      <w:lvlJc w:val="left"/>
+      <w:pPr>
+        <w:tabs>
+          <w:tab w:val="num" w:pos="5760"/>
+        </w:tabs>
+        <w:ind w:left="5760" w:hanging="360"/>
+      </w:pPr>
+    </w:lvl>
+    <w:lvl w:ilvl="8" w:tentative="1">
+      <w:start w:val="1"/>
+      <w:numFmt w:val="decimal"/>
+      <w:lvlText w:val="%9."/>
+      <w:lvlJc w:val="left"/>
+      <w:pPr>
+        <w:tabs>
+          <w:tab w:val="num" w:pos="6480"/>
+        </w:tabs>
+        <w:ind w:left="6480" w:hanging="360"/>
+      </w:pPr>
+    </w:lvl>
+  </w:abstractNum>
+  <w:abstractNum w:abstractNumId="26" w15:restartNumberingAfterBreak="0">
+    <w:nsid w:val="520A07F2"/>
+    <w:multiLevelType w:val="multilevel"/>
+    <w:tmpl w:val="02AAA388"/>
+    <w:lvl w:ilvl="0">
+      <w:start w:val="1"/>
+      <w:numFmt w:val="decimal"/>
+      <w:lvlText w:val="%1."/>
+      <w:lvlJc w:val="left"/>
+      <w:pPr>
+        <w:tabs>
+          <w:tab w:val="num" w:pos="720"/>
+        </w:tabs>
+        <w:ind w:left="720" w:hanging="360"/>
+      </w:pPr>
+    </w:lvl>
+    <w:lvl w:ilvl="1" w:tentative="1">
+      <w:start w:val="1"/>
+      <w:numFmt w:val="decimal"/>
+      <w:lvlText w:val="%2."/>
+      <w:lvlJc w:val="left"/>
+      <w:pPr>
+        <w:tabs>
+          <w:tab w:val="num" w:pos="1440"/>
+        </w:tabs>
+        <w:ind w:left="1440" w:hanging="360"/>
+      </w:pPr>
+    </w:lvl>
+    <w:lvl w:ilvl="2" w:tentative="1">
+      <w:start w:val="1"/>
+      <w:numFmt w:val="decimal"/>
+      <w:lvlText w:val="%3."/>
+      <w:lvlJc w:val="left"/>
+      <w:pPr>
+        <w:tabs>
+          <w:tab w:val="num" w:pos="2160"/>
+        </w:tabs>
+        <w:ind w:left="2160" w:hanging="360"/>
+      </w:pPr>
+    </w:lvl>
+    <w:lvl w:ilvl="3" w:tentative="1">
+      <w:start w:val="1"/>
+      <w:numFmt w:val="decimal"/>
+      <w:lvlText w:val="%4."/>
+      <w:lvlJc w:val="left"/>
+      <w:pPr>
+        <w:tabs>
+          <w:tab w:val="num" w:pos="2880"/>
+        </w:tabs>
+        <w:ind w:left="2880" w:hanging="360"/>
+      </w:pPr>
+    </w:lvl>
+    <w:lvl w:ilvl="4" w:tentative="1">
+      <w:start w:val="1"/>
+      <w:numFmt w:val="decimal"/>
+      <w:lvlText w:val="%5."/>
+      <w:lvlJc w:val="left"/>
+      <w:pPr>
+        <w:tabs>
+          <w:tab w:val="num" w:pos="3600"/>
+        </w:tabs>
+        <w:ind w:left="3600" w:hanging="360"/>
+      </w:pPr>
+    </w:lvl>
+    <w:lvl w:ilvl="5" w:tentative="1">
+      <w:start w:val="1"/>
+      <w:numFmt w:val="decimal"/>
+      <w:lvlText w:val="%6."/>
+      <w:lvlJc w:val="left"/>
+      <w:pPr>
+        <w:tabs>
+          <w:tab w:val="num" w:pos="4320"/>
+        </w:tabs>
+        <w:ind w:left="4320" w:hanging="360"/>
+      </w:pPr>
+    </w:lvl>
+    <w:lvl w:ilvl="6" w:tentative="1">
+      <w:start w:val="1"/>
+      <w:numFmt w:val="decimal"/>
+      <w:lvlText w:val="%7."/>
+      <w:lvlJc w:val="left"/>
+      <w:pPr>
+        <w:tabs>
+          <w:tab w:val="num" w:pos="5040"/>
+        </w:tabs>
+        <w:ind w:left="5040" w:hanging="360"/>
+      </w:pPr>
+    </w:lvl>
+    <w:lvl w:ilvl="7" w:tentative="1">
+      <w:start w:val="1"/>
+      <w:numFmt w:val="decimal"/>
+      <w:lvlText w:val="%8."/>
+      <w:lvlJc w:val="left"/>
+      <w:pPr>
+        <w:tabs>
+          <w:tab w:val="num" w:pos="5760"/>
+        </w:tabs>
+        <w:ind w:left="5760" w:hanging="360"/>
+      </w:pPr>
+    </w:lvl>
+    <w:lvl w:ilvl="8" w:tentative="1">
+      <w:start w:val="1"/>
+      <w:numFmt w:val="decimal"/>
+      <w:lvlText w:val="%9."/>
+      <w:lvlJc w:val="left"/>
+      <w:pPr>
+        <w:tabs>
+          <w:tab w:val="num" w:pos="6480"/>
+        </w:tabs>
+        <w:ind w:left="6480" w:hanging="360"/>
+      </w:pPr>
+    </w:lvl>
+  </w:abstractNum>
+  <w:abstractNum w:abstractNumId="27" w15:restartNumberingAfterBreak="0">
     <w:nsid w:val="53897EBF"/>
     <w:multiLevelType w:val="multilevel"/>
     <w:tmpl w:val="86AE37EE"/>
@@ -10345,7 +13506,7 @@
       </w:rPr>
     </w:lvl>
   </w:abstractNum>
-  <w:abstractNum w:abstractNumId="20" w15:restartNumberingAfterBreak="0">
+  <w:abstractNum w:abstractNumId="28" w15:restartNumberingAfterBreak="0">
     <w:nsid w:val="60F30D31"/>
     <w:multiLevelType w:val="multilevel"/>
     <w:tmpl w:val="66346F38"/>
@@ -10494,7 +13655,269 @@
       </w:rPr>
     </w:lvl>
   </w:abstractNum>
-  <w:abstractNum w:abstractNumId="21" w15:restartNumberingAfterBreak="0">
+  <w:abstractNum w:abstractNumId="29" w15:restartNumberingAfterBreak="0">
+    <w:nsid w:val="63631CB1"/>
+    <w:multiLevelType w:val="multilevel"/>
+    <w:tmpl w:val="D484897C"/>
+    <w:lvl w:ilvl="0">
+      <w:start w:val="1"/>
+      <w:numFmt w:val="bullet"/>
+      <w:lvlText w:val=""/>
+      <w:lvlJc w:val="left"/>
+      <w:pPr>
+        <w:tabs>
+          <w:tab w:val="num" w:pos="720"/>
+        </w:tabs>
+        <w:ind w:left="720" w:hanging="360"/>
+      </w:pPr>
+      <w:rPr>
+        <w:rFonts w:ascii="Symbol" w:hAnsi="Symbol" w:hint="default"/>
+        <w:sz w:val="20"/>
+      </w:rPr>
+    </w:lvl>
+    <w:lvl w:ilvl="1" w:tentative="1">
+      <w:start w:val="1"/>
+      <w:numFmt w:val="bullet"/>
+      <w:lvlText w:val="o"/>
+      <w:lvlJc w:val="left"/>
+      <w:pPr>
+        <w:tabs>
+          <w:tab w:val="num" w:pos="1440"/>
+        </w:tabs>
+        <w:ind w:left="1440" w:hanging="360"/>
+      </w:pPr>
+      <w:rPr>
+        <w:rFonts w:ascii="Courier New" w:hAnsi="Courier New" w:hint="default"/>
+        <w:sz w:val="20"/>
+      </w:rPr>
+    </w:lvl>
+    <w:lvl w:ilvl="2" w:tentative="1">
+      <w:start w:val="1"/>
+      <w:numFmt w:val="bullet"/>
+      <w:lvlText w:val=""/>
+      <w:lvlJc w:val="left"/>
+      <w:pPr>
+        <w:tabs>
+          <w:tab w:val="num" w:pos="2160"/>
+        </w:tabs>
+        <w:ind w:left="2160" w:hanging="360"/>
+      </w:pPr>
+      <w:rPr>
+        <w:rFonts w:ascii="Wingdings" w:hAnsi="Wingdings" w:hint="default"/>
+        <w:sz w:val="20"/>
+      </w:rPr>
+    </w:lvl>
+    <w:lvl w:ilvl="3" w:tentative="1">
+      <w:start w:val="1"/>
+      <w:numFmt w:val="bullet"/>
+      <w:lvlText w:val=""/>
+      <w:lvlJc w:val="left"/>
+      <w:pPr>
+        <w:tabs>
+          <w:tab w:val="num" w:pos="2880"/>
+        </w:tabs>
+        <w:ind w:left="2880" w:hanging="360"/>
+      </w:pPr>
+      <w:rPr>
+        <w:rFonts w:ascii="Wingdings" w:hAnsi="Wingdings" w:hint="default"/>
+        <w:sz w:val="20"/>
+      </w:rPr>
+    </w:lvl>
+    <w:lvl w:ilvl="4" w:tentative="1">
+      <w:start w:val="1"/>
+      <w:numFmt w:val="bullet"/>
+      <w:lvlText w:val=""/>
+      <w:lvlJc w:val="left"/>
+      <w:pPr>
+        <w:tabs>
+          <w:tab w:val="num" w:pos="3600"/>
+        </w:tabs>
+        <w:ind w:left="3600" w:hanging="360"/>
+      </w:pPr>
+      <w:rPr>
+        <w:rFonts w:ascii="Wingdings" w:hAnsi="Wingdings" w:hint="default"/>
+        <w:sz w:val="20"/>
+      </w:rPr>
+    </w:lvl>
+    <w:lvl w:ilvl="5" w:tentative="1">
+      <w:start w:val="1"/>
+      <w:numFmt w:val="bullet"/>
+      <w:lvlText w:val=""/>
+      <w:lvlJc w:val="left"/>
+      <w:pPr>
+        <w:tabs>
+          <w:tab w:val="num" w:pos="4320"/>
+        </w:tabs>
+        <w:ind w:left="4320" w:hanging="360"/>
+      </w:pPr>
+      <w:rPr>
+        <w:rFonts w:ascii="Wingdings" w:hAnsi="Wingdings" w:hint="default"/>
+        <w:sz w:val="20"/>
+      </w:rPr>
+    </w:lvl>
+    <w:lvl w:ilvl="6" w:tentative="1">
+      <w:start w:val="1"/>
+      <w:numFmt w:val="bullet"/>
+      <w:lvlText w:val=""/>
+      <w:lvlJc w:val="left"/>
+      <w:pPr>
+        <w:tabs>
+          <w:tab w:val="num" w:pos="5040"/>
+        </w:tabs>
+        <w:ind w:left="5040" w:hanging="360"/>
+      </w:pPr>
+      <w:rPr>
+        <w:rFonts w:ascii="Wingdings" w:hAnsi="Wingdings" w:hint="default"/>
+        <w:sz w:val="20"/>
+      </w:rPr>
+    </w:lvl>
+    <w:lvl w:ilvl="7" w:tentative="1">
+      <w:start w:val="1"/>
+      <w:numFmt w:val="bullet"/>
+      <w:lvlText w:val=""/>
+      <w:lvlJc w:val="left"/>
+      <w:pPr>
+        <w:tabs>
+          <w:tab w:val="num" w:pos="5760"/>
+        </w:tabs>
+        <w:ind w:left="5760" w:hanging="360"/>
+      </w:pPr>
+      <w:rPr>
+        <w:rFonts w:ascii="Wingdings" w:hAnsi="Wingdings" w:hint="default"/>
+        <w:sz w:val="20"/>
+      </w:rPr>
+    </w:lvl>
+    <w:lvl w:ilvl="8" w:tentative="1">
+      <w:start w:val="1"/>
+      <w:numFmt w:val="bullet"/>
+      <w:lvlText w:val=""/>
+      <w:lvlJc w:val="left"/>
+      <w:pPr>
+        <w:tabs>
+          <w:tab w:val="num" w:pos="6480"/>
+        </w:tabs>
+        <w:ind w:left="6480" w:hanging="360"/>
+      </w:pPr>
+      <w:rPr>
+        <w:rFonts w:ascii="Wingdings" w:hAnsi="Wingdings" w:hint="default"/>
+        <w:sz w:val="20"/>
+      </w:rPr>
+    </w:lvl>
+  </w:abstractNum>
+  <w:abstractNum w:abstractNumId="30" w15:restartNumberingAfterBreak="0">
+    <w:nsid w:val="663B3C01"/>
+    <w:multiLevelType w:val="multilevel"/>
+    <w:tmpl w:val="66CC1C44"/>
+    <w:lvl w:ilvl="0">
+      <w:start w:val="1"/>
+      <w:numFmt w:val="decimal"/>
+      <w:lvlText w:val="%1."/>
+      <w:lvlJc w:val="left"/>
+      <w:pPr>
+        <w:tabs>
+          <w:tab w:val="num" w:pos="720"/>
+        </w:tabs>
+        <w:ind w:left="720" w:hanging="360"/>
+      </w:pPr>
+    </w:lvl>
+    <w:lvl w:ilvl="1" w:tentative="1">
+      <w:start w:val="1"/>
+      <w:numFmt w:val="decimal"/>
+      <w:lvlText w:val="%2."/>
+      <w:lvlJc w:val="left"/>
+      <w:pPr>
+        <w:tabs>
+          <w:tab w:val="num" w:pos="1440"/>
+        </w:tabs>
+        <w:ind w:left="1440" w:hanging="360"/>
+      </w:pPr>
+    </w:lvl>
+    <w:lvl w:ilvl="2" w:tentative="1">
+      <w:start w:val="1"/>
+      <w:numFmt w:val="decimal"/>
+      <w:lvlText w:val="%3."/>
+      <w:lvlJc w:val="left"/>
+      <w:pPr>
+        <w:tabs>
+          <w:tab w:val="num" w:pos="2160"/>
+        </w:tabs>
+        <w:ind w:left="2160" w:hanging="360"/>
+      </w:pPr>
+    </w:lvl>
+    <w:lvl w:ilvl="3" w:tentative="1">
+      <w:start w:val="1"/>
+      <w:numFmt w:val="decimal"/>
+      <w:lvlText w:val="%4."/>
+      <w:lvlJc w:val="left"/>
+      <w:pPr>
+        <w:tabs>
+          <w:tab w:val="num" w:pos="2880"/>
+        </w:tabs>
+        <w:ind w:left="2880" w:hanging="360"/>
+      </w:pPr>
+    </w:lvl>
+    <w:lvl w:ilvl="4" w:tentative="1">
+      <w:start w:val="1"/>
+      <w:numFmt w:val="decimal"/>
+      <w:lvlText w:val="%5."/>
+      <w:lvlJc w:val="left"/>
+      <w:pPr>
+        <w:tabs>
+          <w:tab w:val="num" w:pos="3600"/>
+        </w:tabs>
+        <w:ind w:left="3600" w:hanging="360"/>
+      </w:pPr>
+    </w:lvl>
+    <w:lvl w:ilvl="5" w:tentative="1">
+      <w:start w:val="1"/>
+      <w:numFmt w:val="decimal"/>
+      <w:lvlText w:val="%6."/>
+      <w:lvlJc w:val="left"/>
+      <w:pPr>
+        <w:tabs>
+          <w:tab w:val="num" w:pos="4320"/>
+        </w:tabs>
+        <w:ind w:left="4320" w:hanging="360"/>
+      </w:pPr>
+    </w:lvl>
+    <w:lvl w:ilvl="6" w:tentative="1">
+      <w:start w:val="1"/>
+      <w:numFmt w:val="decimal"/>
+      <w:lvlText w:val="%7."/>
+      <w:lvlJc w:val="left"/>
+      <w:pPr>
+        <w:tabs>
+          <w:tab w:val="num" w:pos="5040"/>
+        </w:tabs>
+        <w:ind w:left="5040" w:hanging="360"/>
+      </w:pPr>
+    </w:lvl>
+    <w:lvl w:ilvl="7" w:tentative="1">
+      <w:start w:val="1"/>
+      <w:numFmt w:val="decimal"/>
+      <w:lvlText w:val="%8."/>
+      <w:lvlJc w:val="left"/>
+      <w:pPr>
+        <w:tabs>
+          <w:tab w:val="num" w:pos="5760"/>
+        </w:tabs>
+        <w:ind w:left="5760" w:hanging="360"/>
+      </w:pPr>
+    </w:lvl>
+    <w:lvl w:ilvl="8" w:tentative="1">
+      <w:start w:val="1"/>
+      <w:numFmt w:val="decimal"/>
+      <w:lvlText w:val="%9."/>
+      <w:lvlJc w:val="left"/>
+      <w:pPr>
+        <w:tabs>
+          <w:tab w:val="num" w:pos="6480"/>
+        </w:tabs>
+        <w:ind w:left="6480" w:hanging="360"/>
+      </w:pPr>
+    </w:lvl>
+  </w:abstractNum>
+  <w:abstractNum w:abstractNumId="31" w15:restartNumberingAfterBreak="0">
     <w:nsid w:val="6942583E"/>
     <w:multiLevelType w:val="multilevel"/>
     <w:tmpl w:val="09E60C80"/>
@@ -10643,7 +14066,156 @@
       </w:rPr>
     </w:lvl>
   </w:abstractNum>
-  <w:abstractNum w:abstractNumId="22" w15:restartNumberingAfterBreak="0">
+  <w:abstractNum w:abstractNumId="32" w15:restartNumberingAfterBreak="0">
+    <w:nsid w:val="6B765CBB"/>
+    <w:multiLevelType w:val="multilevel"/>
+    <w:tmpl w:val="56741B56"/>
+    <w:lvl w:ilvl="0">
+      <w:start w:val="1"/>
+      <w:numFmt w:val="bullet"/>
+      <w:lvlText w:val=""/>
+      <w:lvlJc w:val="left"/>
+      <w:pPr>
+        <w:tabs>
+          <w:tab w:val="num" w:pos="720"/>
+        </w:tabs>
+        <w:ind w:left="720" w:hanging="360"/>
+      </w:pPr>
+      <w:rPr>
+        <w:rFonts w:ascii="Symbol" w:hAnsi="Symbol" w:hint="default"/>
+        <w:sz w:val="20"/>
+      </w:rPr>
+    </w:lvl>
+    <w:lvl w:ilvl="1">
+      <w:start w:val="1"/>
+      <w:numFmt w:val="bullet"/>
+      <w:lvlText w:val="o"/>
+      <w:lvlJc w:val="left"/>
+      <w:pPr>
+        <w:tabs>
+          <w:tab w:val="num" w:pos="1440"/>
+        </w:tabs>
+        <w:ind w:left="1440" w:hanging="360"/>
+      </w:pPr>
+      <w:rPr>
+        <w:rFonts w:ascii="Courier New" w:hAnsi="Courier New" w:hint="default"/>
+        <w:sz w:val="20"/>
+      </w:rPr>
+    </w:lvl>
+    <w:lvl w:ilvl="2" w:tentative="1">
+      <w:start w:val="1"/>
+      <w:numFmt w:val="bullet"/>
+      <w:lvlText w:val=""/>
+      <w:lvlJc w:val="left"/>
+      <w:pPr>
+        <w:tabs>
+          <w:tab w:val="num" w:pos="2160"/>
+        </w:tabs>
+        <w:ind w:left="2160" w:hanging="360"/>
+      </w:pPr>
+      <w:rPr>
+        <w:rFonts w:ascii="Wingdings" w:hAnsi="Wingdings" w:hint="default"/>
+        <w:sz w:val="20"/>
+      </w:rPr>
+    </w:lvl>
+    <w:lvl w:ilvl="3" w:tentative="1">
+      <w:start w:val="1"/>
+      <w:numFmt w:val="bullet"/>
+      <w:lvlText w:val=""/>
+      <w:lvlJc w:val="left"/>
+      <w:pPr>
+        <w:tabs>
+          <w:tab w:val="num" w:pos="2880"/>
+        </w:tabs>
+        <w:ind w:left="2880" w:hanging="360"/>
+      </w:pPr>
+      <w:rPr>
+        <w:rFonts w:ascii="Wingdings" w:hAnsi="Wingdings" w:hint="default"/>
+        <w:sz w:val="20"/>
+      </w:rPr>
+    </w:lvl>
+    <w:lvl w:ilvl="4" w:tentative="1">
+      <w:start w:val="1"/>
+      <w:numFmt w:val="bullet"/>
+      <w:lvlText w:val=""/>
+      <w:lvlJc w:val="left"/>
+      <w:pPr>
+        <w:tabs>
+          <w:tab w:val="num" w:pos="3600"/>
+        </w:tabs>
+        <w:ind w:left="3600" w:hanging="360"/>
+      </w:pPr>
+      <w:rPr>
+        <w:rFonts w:ascii="Wingdings" w:hAnsi="Wingdings" w:hint="default"/>
+        <w:sz w:val="20"/>
+      </w:rPr>
+    </w:lvl>
+    <w:lvl w:ilvl="5" w:tentative="1">
+      <w:start w:val="1"/>
+      <w:numFmt w:val="bullet"/>
+      <w:lvlText w:val=""/>
+      <w:lvlJc w:val="left"/>
+      <w:pPr>
+        <w:tabs>
+          <w:tab w:val="num" w:pos="4320"/>
+        </w:tabs>
+        <w:ind w:left="4320" w:hanging="360"/>
+      </w:pPr>
+      <w:rPr>
+        <w:rFonts w:ascii="Wingdings" w:hAnsi="Wingdings" w:hint="default"/>
+        <w:sz w:val="20"/>
+      </w:rPr>
+    </w:lvl>
+    <w:lvl w:ilvl="6" w:tentative="1">
+      <w:start w:val="1"/>
+      <w:numFmt w:val="bullet"/>
+      <w:lvlText w:val=""/>
+      <w:lvlJc w:val="left"/>
+      <w:pPr>
+        <w:tabs>
+          <w:tab w:val="num" w:pos="5040"/>
+        </w:tabs>
+        <w:ind w:left="5040" w:hanging="360"/>
+      </w:pPr>
+      <w:rPr>
+        <w:rFonts w:ascii="Wingdings" w:hAnsi="Wingdings" w:hint="default"/>
+        <w:sz w:val="20"/>
+      </w:rPr>
+    </w:lvl>
+    <w:lvl w:ilvl="7" w:tentative="1">
+      <w:start w:val="1"/>
+      <w:numFmt w:val="bullet"/>
+      <w:lvlText w:val=""/>
+      <w:lvlJc w:val="left"/>
+      <w:pPr>
+        <w:tabs>
+          <w:tab w:val="num" w:pos="5760"/>
+        </w:tabs>
+        <w:ind w:left="5760" w:hanging="360"/>
+      </w:pPr>
+      <w:rPr>
+        <w:rFonts w:ascii="Wingdings" w:hAnsi="Wingdings" w:hint="default"/>
+        <w:sz w:val="20"/>
+      </w:rPr>
+    </w:lvl>
+    <w:lvl w:ilvl="8" w:tentative="1">
+      <w:start w:val="1"/>
+      <w:numFmt w:val="bullet"/>
+      <w:lvlText w:val=""/>
+      <w:lvlJc w:val="left"/>
+      <w:pPr>
+        <w:tabs>
+          <w:tab w:val="num" w:pos="6480"/>
+        </w:tabs>
+        <w:ind w:left="6480" w:hanging="360"/>
+      </w:pPr>
+      <w:rPr>
+        <w:rFonts w:ascii="Wingdings" w:hAnsi="Wingdings" w:hint="default"/>
+        <w:sz w:val="20"/>
+      </w:rPr>
+    </w:lvl>
+  </w:abstractNum>
+  <w:abstractNum w:abstractNumId="33" w15:restartNumberingAfterBreak="0">
     <w:nsid w:val="6DCB53FE"/>
     <w:multiLevelType w:val="multilevel"/>
     <w:tmpl w:val="136C68DC"/>
@@ -10792,7 +14364,156 @@
       </w:rPr>
     </w:lvl>
   </w:abstractNum>
-  <w:abstractNum w:abstractNumId="23" w15:restartNumberingAfterBreak="0">
+  <w:abstractNum w:abstractNumId="34" w15:restartNumberingAfterBreak="0">
+    <w:nsid w:val="71D13D6A"/>
+    <w:multiLevelType w:val="multilevel"/>
+    <w:tmpl w:val="82684F42"/>
+    <w:lvl w:ilvl="0">
+      <w:start w:val="1"/>
+      <w:numFmt w:val="bullet"/>
+      <w:lvlText w:val=""/>
+      <w:lvlJc w:val="left"/>
+      <w:pPr>
+        <w:tabs>
+          <w:tab w:val="num" w:pos="720"/>
+        </w:tabs>
+        <w:ind w:left="720" w:hanging="360"/>
+      </w:pPr>
+      <w:rPr>
+        <w:rFonts w:ascii="Symbol" w:hAnsi="Symbol" w:hint="default"/>
+        <w:sz w:val="20"/>
+      </w:rPr>
+    </w:lvl>
+    <w:lvl w:ilvl="1" w:tentative="1">
+      <w:start w:val="1"/>
+      <w:numFmt w:val="bullet"/>
+      <w:lvlText w:val="o"/>
+      <w:lvlJc w:val="left"/>
+      <w:pPr>
+        <w:tabs>
+          <w:tab w:val="num" w:pos="1440"/>
+        </w:tabs>
+        <w:ind w:left="1440" w:hanging="360"/>
+      </w:pPr>
+      <w:rPr>
+        <w:rFonts w:ascii="Courier New" w:hAnsi="Courier New" w:hint="default"/>
+        <w:sz w:val="20"/>
+      </w:rPr>
+    </w:lvl>
+    <w:lvl w:ilvl="2" w:tentative="1">
+      <w:start w:val="1"/>
+      <w:numFmt w:val="bullet"/>
+      <w:lvlText w:val=""/>
+      <w:lvlJc w:val="left"/>
+      <w:pPr>
+        <w:tabs>
+          <w:tab w:val="num" w:pos="2160"/>
+        </w:tabs>
+        <w:ind w:left="2160" w:hanging="360"/>
+      </w:pPr>
+      <w:rPr>
+        <w:rFonts w:ascii="Wingdings" w:hAnsi="Wingdings" w:hint="default"/>
+        <w:sz w:val="20"/>
+      </w:rPr>
+    </w:lvl>
+    <w:lvl w:ilvl="3" w:tentative="1">
+      <w:start w:val="1"/>
+      <w:numFmt w:val="bullet"/>
+      <w:lvlText w:val=""/>
+      <w:lvlJc w:val="left"/>
+      <w:pPr>
+        <w:tabs>
+          <w:tab w:val="num" w:pos="2880"/>
+        </w:tabs>
+        <w:ind w:left="2880" w:hanging="360"/>
+      </w:pPr>
+      <w:rPr>
+        <w:rFonts w:ascii="Wingdings" w:hAnsi="Wingdings" w:hint="default"/>
+        <w:sz w:val="20"/>
+      </w:rPr>
+    </w:lvl>
+    <w:lvl w:ilvl="4" w:tentative="1">
+      <w:start w:val="1"/>
+      <w:numFmt w:val="bullet"/>
+      <w:lvlText w:val=""/>
+      <w:lvlJc w:val="left"/>
+      <w:pPr>
+        <w:tabs>
+          <w:tab w:val="num" w:pos="3600"/>
+        </w:tabs>
+        <w:ind w:left="3600" w:hanging="360"/>
+      </w:pPr>
+      <w:rPr>
+        <w:rFonts w:ascii="Wingdings" w:hAnsi="Wingdings" w:hint="default"/>
+        <w:sz w:val="20"/>
+      </w:rPr>
+    </w:lvl>
+    <w:lvl w:ilvl="5" w:tentative="1">
+      <w:start w:val="1"/>
+      <w:numFmt w:val="bullet"/>
+      <w:lvlText w:val=""/>
+      <w:lvlJc w:val="left"/>
+      <w:pPr>
+        <w:tabs>
+          <w:tab w:val="num" w:pos="4320"/>
+        </w:tabs>
+        <w:ind w:left="4320" w:hanging="360"/>
+      </w:pPr>
+      <w:rPr>
+        <w:rFonts w:ascii="Wingdings" w:hAnsi="Wingdings" w:hint="default"/>
+        <w:sz w:val="20"/>
+      </w:rPr>
+    </w:lvl>
+    <w:lvl w:ilvl="6" w:tentative="1">
+      <w:start w:val="1"/>
+      <w:numFmt w:val="bullet"/>
+      <w:lvlText w:val=""/>
+      <w:lvlJc w:val="left"/>
+      <w:pPr>
+        <w:tabs>
+          <w:tab w:val="num" w:pos="5040"/>
+        </w:tabs>
+        <w:ind w:left="5040" w:hanging="360"/>
+      </w:pPr>
+      <w:rPr>
+        <w:rFonts w:ascii="Wingdings" w:hAnsi="Wingdings" w:hint="default"/>
+        <w:sz w:val="20"/>
+      </w:rPr>
+    </w:lvl>
+    <w:lvl w:ilvl="7" w:tentative="1">
+      <w:start w:val="1"/>
+      <w:numFmt w:val="bullet"/>
+      <w:lvlText w:val=""/>
+      <w:lvlJc w:val="left"/>
+      <w:pPr>
+        <w:tabs>
+          <w:tab w:val="num" w:pos="5760"/>
+        </w:tabs>
+        <w:ind w:left="5760" w:hanging="360"/>
+      </w:pPr>
+      <w:rPr>
+        <w:rFonts w:ascii="Wingdings" w:hAnsi="Wingdings" w:hint="default"/>
+        <w:sz w:val="20"/>
+      </w:rPr>
+    </w:lvl>
+    <w:lvl w:ilvl="8" w:tentative="1">
+      <w:start w:val="1"/>
+      <w:numFmt w:val="bullet"/>
+      <w:lvlText w:val=""/>
+      <w:lvlJc w:val="left"/>
+      <w:pPr>
+        <w:tabs>
+          <w:tab w:val="num" w:pos="6480"/>
+        </w:tabs>
+        <w:ind w:left="6480" w:hanging="360"/>
+      </w:pPr>
+      <w:rPr>
+        <w:rFonts w:ascii="Wingdings" w:hAnsi="Wingdings" w:hint="default"/>
+        <w:sz w:val="20"/>
+      </w:rPr>
+    </w:lvl>
+  </w:abstractNum>
+  <w:abstractNum w:abstractNumId="35" w15:restartNumberingAfterBreak="0">
     <w:nsid w:val="73BB0F72"/>
     <w:multiLevelType w:val="multilevel"/>
     <w:tmpl w:val="5F4A0498"/>
@@ -10941,7 +14662,7 @@
       </w:rPr>
     </w:lvl>
   </w:abstractNum>
-  <w:abstractNum w:abstractNumId="24" w15:restartNumberingAfterBreak="0">
+  <w:abstractNum w:abstractNumId="36" w15:restartNumberingAfterBreak="0">
     <w:nsid w:val="766B2A1F"/>
     <w:multiLevelType w:val="multilevel"/>
     <w:tmpl w:val="259EA358"/>
@@ -11090,7 +14811,156 @@
       </w:rPr>
     </w:lvl>
   </w:abstractNum>
-  <w:abstractNum w:abstractNumId="25" w15:restartNumberingAfterBreak="0">
+  <w:abstractNum w:abstractNumId="37" w15:restartNumberingAfterBreak="0">
+    <w:nsid w:val="77B1074E"/>
+    <w:multiLevelType w:val="multilevel"/>
+    <w:tmpl w:val="B24C828A"/>
+    <w:lvl w:ilvl="0">
+      <w:start w:val="1"/>
+      <w:numFmt w:val="bullet"/>
+      <w:lvlText w:val=""/>
+      <w:lvlJc w:val="left"/>
+      <w:pPr>
+        <w:tabs>
+          <w:tab w:val="num" w:pos="720"/>
+        </w:tabs>
+        <w:ind w:left="720" w:hanging="360"/>
+      </w:pPr>
+      <w:rPr>
+        <w:rFonts w:ascii="Symbol" w:hAnsi="Symbol" w:hint="default"/>
+        <w:sz w:val="20"/>
+      </w:rPr>
+    </w:lvl>
+    <w:lvl w:ilvl="1" w:tentative="1">
+      <w:start w:val="1"/>
+      <w:numFmt w:val="bullet"/>
+      <w:lvlText w:val="o"/>
+      <w:lvlJc w:val="left"/>
+      <w:pPr>
+        <w:tabs>
+          <w:tab w:val="num" w:pos="1440"/>
+        </w:tabs>
+        <w:ind w:left="1440" w:hanging="360"/>
+      </w:pPr>
+      <w:rPr>
+        <w:rFonts w:ascii="Courier New" w:hAnsi="Courier New" w:hint="default"/>
+        <w:sz w:val="20"/>
+      </w:rPr>
+    </w:lvl>
+    <w:lvl w:ilvl="2" w:tentative="1">
+      <w:start w:val="1"/>
+      <w:numFmt w:val="bullet"/>
+      <w:lvlText w:val=""/>
+      <w:lvlJc w:val="left"/>
+      <w:pPr>
+        <w:tabs>
+          <w:tab w:val="num" w:pos="2160"/>
+        </w:tabs>
+        <w:ind w:left="2160" w:hanging="360"/>
+      </w:pPr>
+      <w:rPr>
+        <w:rFonts w:ascii="Wingdings" w:hAnsi="Wingdings" w:hint="default"/>
+        <w:sz w:val="20"/>
+      </w:rPr>
+    </w:lvl>
+    <w:lvl w:ilvl="3" w:tentative="1">
+      <w:start w:val="1"/>
+      <w:numFmt w:val="bullet"/>
+      <w:lvlText w:val=""/>
+      <w:lvlJc w:val="left"/>
+      <w:pPr>
+        <w:tabs>
+          <w:tab w:val="num" w:pos="2880"/>
+        </w:tabs>
+        <w:ind w:left="2880" w:hanging="360"/>
+      </w:pPr>
+      <w:rPr>
+        <w:rFonts w:ascii="Wingdings" w:hAnsi="Wingdings" w:hint="default"/>
+        <w:sz w:val="20"/>
+      </w:rPr>
+    </w:lvl>
+    <w:lvl w:ilvl="4" w:tentative="1">
+      <w:start w:val="1"/>
+      <w:numFmt w:val="bullet"/>
+      <w:lvlText w:val=""/>
+      <w:lvlJc w:val="left"/>
+      <w:pPr>
+        <w:tabs>
+          <w:tab w:val="num" w:pos="3600"/>
+        </w:tabs>
+        <w:ind w:left="3600" w:hanging="360"/>
+      </w:pPr>
+      <w:rPr>
+        <w:rFonts w:ascii="Wingdings" w:hAnsi="Wingdings" w:hint="default"/>
+        <w:sz w:val="20"/>
+      </w:rPr>
+    </w:lvl>
+    <w:lvl w:ilvl="5" w:tentative="1">
+      <w:start w:val="1"/>
+      <w:numFmt w:val="bullet"/>
+      <w:lvlText w:val=""/>
+      <w:lvlJc w:val="left"/>
+      <w:pPr>
+        <w:tabs>
+          <w:tab w:val="num" w:pos="4320"/>
+        </w:tabs>
+        <w:ind w:left="4320" w:hanging="360"/>
+      </w:pPr>
+      <w:rPr>
+        <w:rFonts w:ascii="Wingdings" w:hAnsi="Wingdings" w:hint="default"/>
+        <w:sz w:val="20"/>
+      </w:rPr>
+    </w:lvl>
+    <w:lvl w:ilvl="6" w:tentative="1">
+      <w:start w:val="1"/>
+      <w:numFmt w:val="bullet"/>
+      <w:lvlText w:val=""/>
+      <w:lvlJc w:val="left"/>
+      <w:pPr>
+        <w:tabs>
+          <w:tab w:val="num" w:pos="5040"/>
+        </w:tabs>
+        <w:ind w:left="5040" w:hanging="360"/>
+      </w:pPr>
+      <w:rPr>
+        <w:rFonts w:ascii="Wingdings" w:hAnsi="Wingdings" w:hint="default"/>
+        <w:sz w:val="20"/>
+      </w:rPr>
+    </w:lvl>
+    <w:lvl w:ilvl="7" w:tentative="1">
+      <w:start w:val="1"/>
+      <w:numFmt w:val="bullet"/>
+      <w:lvlText w:val=""/>
+      <w:lvlJc w:val="left"/>
+      <w:pPr>
+        <w:tabs>
+          <w:tab w:val="num" w:pos="5760"/>
+        </w:tabs>
+        <w:ind w:left="5760" w:hanging="360"/>
+      </w:pPr>
+      <w:rPr>
+        <w:rFonts w:ascii="Wingdings" w:hAnsi="Wingdings" w:hint="default"/>
+        <w:sz w:val="20"/>
+      </w:rPr>
+    </w:lvl>
+    <w:lvl w:ilvl="8" w:tentative="1">
+      <w:start w:val="1"/>
+      <w:numFmt w:val="bullet"/>
+      <w:lvlText w:val=""/>
+      <w:lvlJc w:val="left"/>
+      <w:pPr>
+        <w:tabs>
+          <w:tab w:val="num" w:pos="6480"/>
+        </w:tabs>
+        <w:ind w:left="6480" w:hanging="360"/>
+      </w:pPr>
+      <w:rPr>
+        <w:rFonts w:ascii="Wingdings" w:hAnsi="Wingdings" w:hint="default"/>
+        <w:sz w:val="20"/>
+      </w:rPr>
+    </w:lvl>
+  </w:abstractNum>
+  <w:abstractNum w:abstractNumId="38" w15:restartNumberingAfterBreak="0">
     <w:nsid w:val="798D659B"/>
     <w:multiLevelType w:val="multilevel"/>
     <w:tmpl w:val="49AE049C"/>
@@ -11239,83 +15109,426 @@
       </w:rPr>
     </w:lvl>
   </w:abstractNum>
+  <w:abstractNum w:abstractNumId="39" w15:restartNumberingAfterBreak="0">
+    <w:nsid w:val="7D184EC0"/>
+    <w:multiLevelType w:val="multilevel"/>
+    <w:tmpl w:val="E7C8A05A"/>
+    <w:lvl w:ilvl="0">
+      <w:start w:val="1"/>
+      <w:numFmt w:val="bullet"/>
+      <w:lvlText w:val=""/>
+      <w:lvlJc w:val="left"/>
+      <w:pPr>
+        <w:tabs>
+          <w:tab w:val="num" w:pos="720"/>
+        </w:tabs>
+        <w:ind w:left="720" w:hanging="360"/>
+      </w:pPr>
+      <w:rPr>
+        <w:rFonts w:ascii="Symbol" w:hAnsi="Symbol" w:hint="default"/>
+        <w:sz w:val="20"/>
+      </w:rPr>
+    </w:lvl>
+    <w:lvl w:ilvl="1" w:tentative="1">
+      <w:start w:val="1"/>
+      <w:numFmt w:val="bullet"/>
+      <w:lvlText w:val="o"/>
+      <w:lvlJc w:val="left"/>
+      <w:pPr>
+        <w:tabs>
+          <w:tab w:val="num" w:pos="1440"/>
+        </w:tabs>
+        <w:ind w:left="1440" w:hanging="360"/>
+      </w:pPr>
+      <w:rPr>
+        <w:rFonts w:ascii="Courier New" w:hAnsi="Courier New" w:hint="default"/>
+        <w:sz w:val="20"/>
+      </w:rPr>
+    </w:lvl>
+    <w:lvl w:ilvl="2" w:tentative="1">
+      <w:start w:val="1"/>
+      <w:numFmt w:val="bullet"/>
+      <w:lvlText w:val=""/>
+      <w:lvlJc w:val="left"/>
+      <w:pPr>
+        <w:tabs>
+          <w:tab w:val="num" w:pos="2160"/>
+        </w:tabs>
+        <w:ind w:left="2160" w:hanging="360"/>
+      </w:pPr>
+      <w:rPr>
+        <w:rFonts w:ascii="Wingdings" w:hAnsi="Wingdings" w:hint="default"/>
+        <w:sz w:val="20"/>
+      </w:rPr>
+    </w:lvl>
+    <w:lvl w:ilvl="3" w:tentative="1">
+      <w:start w:val="1"/>
+      <w:numFmt w:val="bullet"/>
+      <w:lvlText w:val=""/>
+      <w:lvlJc w:val="left"/>
+      <w:pPr>
+        <w:tabs>
+          <w:tab w:val="num" w:pos="2880"/>
+        </w:tabs>
+        <w:ind w:left="2880" w:hanging="360"/>
+      </w:pPr>
+      <w:rPr>
+        <w:rFonts w:ascii="Wingdings" w:hAnsi="Wingdings" w:hint="default"/>
+        <w:sz w:val="20"/>
+      </w:rPr>
+    </w:lvl>
+    <w:lvl w:ilvl="4" w:tentative="1">
+      <w:start w:val="1"/>
+      <w:numFmt w:val="bullet"/>
+      <w:lvlText w:val=""/>
+      <w:lvlJc w:val="left"/>
+      <w:pPr>
+        <w:tabs>
+          <w:tab w:val="num" w:pos="3600"/>
+        </w:tabs>
+        <w:ind w:left="3600" w:hanging="360"/>
+      </w:pPr>
+      <w:rPr>
+        <w:rFonts w:ascii="Wingdings" w:hAnsi="Wingdings" w:hint="default"/>
+        <w:sz w:val="20"/>
+      </w:rPr>
+    </w:lvl>
+    <w:lvl w:ilvl="5" w:tentative="1">
+      <w:start w:val="1"/>
+      <w:numFmt w:val="bullet"/>
+      <w:lvlText w:val=""/>
+      <w:lvlJc w:val="left"/>
+      <w:pPr>
+        <w:tabs>
+          <w:tab w:val="num" w:pos="4320"/>
+        </w:tabs>
+        <w:ind w:left="4320" w:hanging="360"/>
+      </w:pPr>
+      <w:rPr>
+        <w:rFonts w:ascii="Wingdings" w:hAnsi="Wingdings" w:hint="default"/>
+        <w:sz w:val="20"/>
+      </w:rPr>
+    </w:lvl>
+    <w:lvl w:ilvl="6" w:tentative="1">
+      <w:start w:val="1"/>
+      <w:numFmt w:val="bullet"/>
+      <w:lvlText w:val=""/>
+      <w:lvlJc w:val="left"/>
+      <w:pPr>
+        <w:tabs>
+          <w:tab w:val="num" w:pos="5040"/>
+        </w:tabs>
+        <w:ind w:left="5040" w:hanging="360"/>
+      </w:pPr>
+      <w:rPr>
+        <w:rFonts w:ascii="Wingdings" w:hAnsi="Wingdings" w:hint="default"/>
+        <w:sz w:val="20"/>
+      </w:rPr>
+    </w:lvl>
+    <w:lvl w:ilvl="7" w:tentative="1">
+      <w:start w:val="1"/>
+      <w:numFmt w:val="bullet"/>
+      <w:lvlText w:val=""/>
+      <w:lvlJc w:val="left"/>
+      <w:pPr>
+        <w:tabs>
+          <w:tab w:val="num" w:pos="5760"/>
+        </w:tabs>
+        <w:ind w:left="5760" w:hanging="360"/>
+      </w:pPr>
+      <w:rPr>
+        <w:rFonts w:ascii="Wingdings" w:hAnsi="Wingdings" w:hint="default"/>
+        <w:sz w:val="20"/>
+      </w:rPr>
+    </w:lvl>
+    <w:lvl w:ilvl="8" w:tentative="1">
+      <w:start w:val="1"/>
+      <w:numFmt w:val="bullet"/>
+      <w:lvlText w:val=""/>
+      <w:lvlJc w:val="left"/>
+      <w:pPr>
+        <w:tabs>
+          <w:tab w:val="num" w:pos="6480"/>
+        </w:tabs>
+        <w:ind w:left="6480" w:hanging="360"/>
+      </w:pPr>
+      <w:rPr>
+        <w:rFonts w:ascii="Wingdings" w:hAnsi="Wingdings" w:hint="default"/>
+        <w:sz w:val="20"/>
+      </w:rPr>
+    </w:lvl>
+  </w:abstractNum>
+  <w:abstractNum w:abstractNumId="40" w15:restartNumberingAfterBreak="0">
+    <w:nsid w:val="7F2C205E"/>
+    <w:multiLevelType w:val="multilevel"/>
+    <w:tmpl w:val="E24AF3D8"/>
+    <w:lvl w:ilvl="0">
+      <w:start w:val="1"/>
+      <w:numFmt w:val="bullet"/>
+      <w:lvlText w:val=""/>
+      <w:lvlJc w:val="left"/>
+      <w:pPr>
+        <w:tabs>
+          <w:tab w:val="num" w:pos="720"/>
+        </w:tabs>
+        <w:ind w:left="720" w:hanging="360"/>
+      </w:pPr>
+      <w:rPr>
+        <w:rFonts w:ascii="Symbol" w:hAnsi="Symbol" w:hint="default"/>
+        <w:sz w:val="20"/>
+      </w:rPr>
+    </w:lvl>
+    <w:lvl w:ilvl="1">
+      <w:start w:val="1"/>
+      <w:numFmt w:val="bullet"/>
+      <w:lvlText w:val="o"/>
+      <w:lvlJc w:val="left"/>
+      <w:pPr>
+        <w:tabs>
+          <w:tab w:val="num" w:pos="1440"/>
+        </w:tabs>
+        <w:ind w:left="1440" w:hanging="360"/>
+      </w:pPr>
+      <w:rPr>
+        <w:rFonts w:ascii="Courier New" w:hAnsi="Courier New" w:hint="default"/>
+        <w:sz w:val="20"/>
+      </w:rPr>
+    </w:lvl>
+    <w:lvl w:ilvl="2" w:tentative="1">
+      <w:start w:val="1"/>
+      <w:numFmt w:val="bullet"/>
+      <w:lvlText w:val=""/>
+      <w:lvlJc w:val="left"/>
+      <w:pPr>
+        <w:tabs>
+          <w:tab w:val="num" w:pos="2160"/>
+        </w:tabs>
+        <w:ind w:left="2160" w:hanging="360"/>
+      </w:pPr>
+      <w:rPr>
+        <w:rFonts w:ascii="Wingdings" w:hAnsi="Wingdings" w:hint="default"/>
+        <w:sz w:val="20"/>
+      </w:rPr>
+    </w:lvl>
+    <w:lvl w:ilvl="3" w:tentative="1">
+      <w:start w:val="1"/>
+      <w:numFmt w:val="bullet"/>
+      <w:lvlText w:val=""/>
+      <w:lvlJc w:val="left"/>
+      <w:pPr>
+        <w:tabs>
+          <w:tab w:val="num" w:pos="2880"/>
+        </w:tabs>
+        <w:ind w:left="2880" w:hanging="360"/>
+      </w:pPr>
+      <w:rPr>
+        <w:rFonts w:ascii="Wingdings" w:hAnsi="Wingdings" w:hint="default"/>
+        <w:sz w:val="20"/>
+      </w:rPr>
+    </w:lvl>
+    <w:lvl w:ilvl="4" w:tentative="1">
+      <w:start w:val="1"/>
+      <w:numFmt w:val="bullet"/>
+      <w:lvlText w:val=""/>
+      <w:lvlJc w:val="left"/>
+      <w:pPr>
+        <w:tabs>
+          <w:tab w:val="num" w:pos="3600"/>
+        </w:tabs>
+        <w:ind w:left="3600" w:hanging="360"/>
+      </w:pPr>
+      <w:rPr>
+        <w:rFonts w:ascii="Wingdings" w:hAnsi="Wingdings" w:hint="default"/>
+        <w:sz w:val="20"/>
+      </w:rPr>
+    </w:lvl>
+    <w:lvl w:ilvl="5" w:tentative="1">
+      <w:start w:val="1"/>
+      <w:numFmt w:val="bullet"/>
+      <w:lvlText w:val=""/>
+      <w:lvlJc w:val="left"/>
+      <w:pPr>
+        <w:tabs>
+          <w:tab w:val="num" w:pos="4320"/>
+        </w:tabs>
+        <w:ind w:left="4320" w:hanging="360"/>
+      </w:pPr>
+      <w:rPr>
+        <w:rFonts w:ascii="Wingdings" w:hAnsi="Wingdings" w:hint="default"/>
+        <w:sz w:val="20"/>
+      </w:rPr>
+    </w:lvl>
+    <w:lvl w:ilvl="6" w:tentative="1">
+      <w:start w:val="1"/>
+      <w:numFmt w:val="bullet"/>
+      <w:lvlText w:val=""/>
+      <w:lvlJc w:val="left"/>
+      <w:pPr>
+        <w:tabs>
+          <w:tab w:val="num" w:pos="5040"/>
+        </w:tabs>
+        <w:ind w:left="5040" w:hanging="360"/>
+      </w:pPr>
+      <w:rPr>
+        <w:rFonts w:ascii="Wingdings" w:hAnsi="Wingdings" w:hint="default"/>
+        <w:sz w:val="20"/>
+      </w:rPr>
+    </w:lvl>
+    <w:lvl w:ilvl="7" w:tentative="1">
+      <w:start w:val="1"/>
+      <w:numFmt w:val="bullet"/>
+      <w:lvlText w:val=""/>
+      <w:lvlJc w:val="left"/>
+      <w:pPr>
+        <w:tabs>
+          <w:tab w:val="num" w:pos="5760"/>
+        </w:tabs>
+        <w:ind w:left="5760" w:hanging="360"/>
+      </w:pPr>
+      <w:rPr>
+        <w:rFonts w:ascii="Wingdings" w:hAnsi="Wingdings" w:hint="default"/>
+        <w:sz w:val="20"/>
+      </w:rPr>
+    </w:lvl>
+    <w:lvl w:ilvl="8" w:tentative="1">
+      <w:start w:val="1"/>
+      <w:numFmt w:val="bullet"/>
+      <w:lvlText w:val=""/>
+      <w:lvlJc w:val="left"/>
+      <w:pPr>
+        <w:tabs>
+          <w:tab w:val="num" w:pos="6480"/>
+        </w:tabs>
+        <w:ind w:left="6480" w:hanging="360"/>
+      </w:pPr>
+      <w:rPr>
+        <w:rFonts w:ascii="Wingdings" w:hAnsi="Wingdings" w:hint="default"/>
+        <w:sz w:val="20"/>
+      </w:rPr>
+    </w:lvl>
+  </w:abstractNum>
   <w:num w:numId="1" w16cid:durableId="291837382">
+    <w:abstractNumId w:val="33"/>
+  </w:num>
+  <w:num w:numId="2" w16cid:durableId="574437388">
+    <w:abstractNumId w:val="3"/>
+  </w:num>
+  <w:num w:numId="3" w16cid:durableId="352146371">
+    <w:abstractNumId w:val="10"/>
+  </w:num>
+  <w:num w:numId="4" w16cid:durableId="1517039853">
+    <w:abstractNumId w:val="11"/>
+  </w:num>
+  <w:num w:numId="5" w16cid:durableId="899099441">
+    <w:abstractNumId w:val="9"/>
+  </w:num>
+  <w:num w:numId="6" w16cid:durableId="92482629">
+    <w:abstractNumId w:val="12"/>
+  </w:num>
+  <w:num w:numId="7" w16cid:durableId="110322317">
+    <w:abstractNumId w:val="36"/>
+  </w:num>
+  <w:num w:numId="8" w16cid:durableId="701706044">
+    <w:abstractNumId w:val="38"/>
+  </w:num>
+  <w:num w:numId="9" w16cid:durableId="2107191963">
+    <w:abstractNumId w:val="27"/>
+  </w:num>
+  <w:num w:numId="10" w16cid:durableId="683673546">
     <w:abstractNumId w:val="22"/>
   </w:num>
-  <w:num w:numId="2" w16cid:durableId="574437388">
-    <w:abstractNumId w:val="2"/>
+  <w:num w:numId="11" w16cid:durableId="729766727">
+    <w:abstractNumId w:val="28"/>
   </w:num>
-  <w:num w:numId="3" w16cid:durableId="352146371">
-    <w:abstractNumId w:val="7"/>
-  </w:num>
-  <w:num w:numId="4" w16cid:durableId="1517039853">
-    <w:abstractNumId w:val="8"/>
-  </w:num>
-  <w:num w:numId="5" w16cid:durableId="899099441">
-    <w:abstractNumId w:val="6"/>
-  </w:num>
-  <w:num w:numId="6" w16cid:durableId="92482629">
-    <w:abstractNumId w:val="9"/>
-  </w:num>
-  <w:num w:numId="7" w16cid:durableId="110322317">
-    <w:abstractNumId w:val="24"/>
-  </w:num>
-  <w:num w:numId="8" w16cid:durableId="701706044">
-    <w:abstractNumId w:val="25"/>
-  </w:num>
-  <w:num w:numId="9" w16cid:durableId="2107191963">
-    <w:abstractNumId w:val="19"/>
-  </w:num>
-  <w:num w:numId="10" w16cid:durableId="683673546">
-    <w:abstractNumId w:val="17"/>
-  </w:num>
-  <w:num w:numId="11" w16cid:durableId="729766727">
+  <w:num w:numId="12" w16cid:durableId="1988127756">
     <w:abstractNumId w:val="20"/>
   </w:num>
-  <w:num w:numId="12" w16cid:durableId="1988127756">
-    <w:abstractNumId w:val="15"/>
-  </w:num>
   <w:num w:numId="13" w16cid:durableId="652216366">
-    <w:abstractNumId w:val="13"/>
+    <w:abstractNumId w:val="18"/>
   </w:num>
   <w:num w:numId="14" w16cid:durableId="2051758174">
     <w:abstractNumId w:val="1"/>
   </w:num>
   <w:num w:numId="15" w16cid:durableId="761536910">
-    <w:abstractNumId w:val="10"/>
+    <w:abstractNumId w:val="14"/>
   </w:num>
   <w:num w:numId="16" w16cid:durableId="1128166048">
-    <w:abstractNumId w:val="23"/>
+    <w:abstractNumId w:val="35"/>
   </w:num>
   <w:num w:numId="17" w16cid:durableId="1312052794">
-    <w:abstractNumId w:val="12"/>
+    <w:abstractNumId w:val="17"/>
   </w:num>
   <w:num w:numId="18" w16cid:durableId="1878815991">
-    <w:abstractNumId w:val="5"/>
+    <w:abstractNumId w:val="8"/>
   </w:num>
   <w:num w:numId="19" w16cid:durableId="126290345">
-    <w:abstractNumId w:val="11"/>
+    <w:abstractNumId w:val="15"/>
   </w:num>
   <w:num w:numId="20" w16cid:durableId="1712341982">
-    <w:abstractNumId w:val="14"/>
+    <w:abstractNumId w:val="19"/>
   </w:num>
   <w:num w:numId="21" w16cid:durableId="110831289">
+    <w:abstractNumId w:val="31"/>
+  </w:num>
+  <w:num w:numId="22" w16cid:durableId="1364090824">
+    <w:abstractNumId w:val="4"/>
+  </w:num>
+  <w:num w:numId="23" w16cid:durableId="1732970275">
     <w:abstractNumId w:val="21"/>
   </w:num>
-  <w:num w:numId="22" w16cid:durableId="1364090824">
-    <w:abstractNumId w:val="3"/>
-  </w:num>
-  <w:num w:numId="23" w16cid:durableId="1732970275">
-    <w:abstractNumId w:val="16"/>
-  </w:num>
   <w:num w:numId="24" w16cid:durableId="1126704213">
-    <w:abstractNumId w:val="18"/>
+    <w:abstractNumId w:val="23"/>
   </w:num>
   <w:num w:numId="25" w16cid:durableId="920800751">
     <w:abstractNumId w:val="0"/>
   </w:num>
   <w:num w:numId="26" w16cid:durableId="118229266">
-    <w:abstractNumId w:val="4"/>
+    <w:abstractNumId w:val="6"/>
+  </w:num>
+  <w:num w:numId="27" w16cid:durableId="2047362852">
+    <w:abstractNumId w:val="32"/>
+  </w:num>
+  <w:num w:numId="28" w16cid:durableId="823397955">
+    <w:abstractNumId w:val="40"/>
+  </w:num>
+  <w:num w:numId="29" w16cid:durableId="506210163">
+    <w:abstractNumId w:val="16"/>
+  </w:num>
+  <w:num w:numId="30" w16cid:durableId="1692337553">
+    <w:abstractNumId w:val="7"/>
+  </w:num>
+  <w:num w:numId="31" w16cid:durableId="90975451">
+    <w:abstractNumId w:val="26"/>
+  </w:num>
+  <w:num w:numId="32" w16cid:durableId="1318997464">
+    <w:abstractNumId w:val="2"/>
+  </w:num>
+  <w:num w:numId="33" w16cid:durableId="421537677">
+    <w:abstractNumId w:val="39"/>
+  </w:num>
+  <w:num w:numId="34" w16cid:durableId="1167938300">
+    <w:abstractNumId w:val="37"/>
+  </w:num>
+  <w:num w:numId="35" w16cid:durableId="1213691538">
+    <w:abstractNumId w:val="24"/>
+  </w:num>
+  <w:num w:numId="36" w16cid:durableId="522593421">
+    <w:abstractNumId w:val="5"/>
+  </w:num>
+  <w:num w:numId="37" w16cid:durableId="1928688980">
+    <w:abstractNumId w:val="30"/>
+  </w:num>
+  <w:num w:numId="38" w16cid:durableId="2062438137">
+    <w:abstractNumId w:val="29"/>
+  </w:num>
+  <w:num w:numId="39" w16cid:durableId="182987199">
+    <w:abstractNumId w:val="34"/>
+  </w:num>
+  <w:num w:numId="40" w16cid:durableId="117798901">
+    <w:abstractNumId w:val="13"/>
+  </w:num>
+  <w:num w:numId="41" w16cid:durableId="1300186275">
+    <w:abstractNumId w:val="25"/>
   </w:num>
 </w:numbering>
 </file>
